--- a/отчёты/ЛР14 Наследование.docx
+++ b/отчёты/ЛР14 Наследование.docx
@@ -34,7 +34,8 @@
     </w:p>
     <w:p>
       <w:pPr>
-        <w:spacing w:after="80"/>
+        <w:keepNext w:val="false"/>
+        <w:spacing w:after="80" w:before="0"/>
         <w:ind w:firstLine="709"/>
         <w:jc w:val="both"/>
       </w:pPr>
@@ -85,7 +86,7 @@
           <w:right w:val="single" w:color="BFBFBF" w:sz="4" w:space="4"/>
         </w:pBdr>
         <w:shd w:fill="F4F4F4" w:color="auto" w:val="clear"/>
-        <w:spacing w:after="0" w:before="60" w:line="240"/>
+        <w:spacing w:after="0" w:before="60" w:line="240" w:lineRule="auto"/>
         <w:ind w:left="113" w:right="113"/>
       </w:pPr>
       <w:r>
@@ -107,7 +108,7 @@
           <w:right w:val="single" w:color="BFBFBF" w:sz="4" w:space="4"/>
         </w:pBdr>
         <w:shd w:fill="F4F4F4" w:color="auto" w:val="clear"/>
-        <w:spacing w:after="0" w:before="0" w:line="240"/>
+        <w:spacing w:after="0" w:before="0" w:line="240" w:lineRule="auto"/>
         <w:ind w:left="113" w:right="113"/>
       </w:pPr>
       <w:r>
@@ -129,7 +130,7 @@
           <w:right w:val="single" w:color="BFBFBF" w:sz="4" w:space="4"/>
         </w:pBdr>
         <w:shd w:fill="F4F4F4" w:color="auto" w:val="clear"/>
-        <w:spacing w:after="0" w:before="0" w:line="240"/>
+        <w:spacing w:after="0" w:before="0" w:line="240" w:lineRule="auto"/>
         <w:ind w:left="113" w:right="113"/>
       </w:pPr>
       <w:r>
@@ -151,7 +152,7 @@
           <w:right w:val="single" w:color="BFBFBF" w:sz="4" w:space="4"/>
         </w:pBdr>
         <w:shd w:fill="F4F4F4" w:color="auto" w:val="clear"/>
-        <w:spacing w:after="0" w:before="0" w:line="240"/>
+        <w:spacing w:after="0" w:before="0" w:line="240" w:lineRule="auto"/>
         <w:ind w:left="113" w:right="113"/>
       </w:pPr>
       <w:r>
@@ -173,7 +174,7 @@
           <w:right w:val="single" w:color="BFBFBF" w:sz="4" w:space="4"/>
         </w:pBdr>
         <w:shd w:fill="F4F4F4" w:color="auto" w:val="clear"/>
-        <w:spacing w:after="0" w:before="0" w:line="240"/>
+        <w:spacing w:after="0" w:before="0" w:line="240" w:lineRule="auto"/>
         <w:ind w:left="113" w:right="113"/>
       </w:pPr>
       <w:r>
@@ -195,7 +196,7 @@
           <w:right w:val="single" w:color="BFBFBF" w:sz="4" w:space="4"/>
         </w:pBdr>
         <w:shd w:fill="F4F4F4" w:color="auto" w:val="clear"/>
-        <w:spacing w:after="0" w:before="0" w:line="240"/>
+        <w:spacing w:after="0" w:before="0" w:line="240" w:lineRule="auto"/>
         <w:ind w:left="113" w:right="113"/>
       </w:pPr>
       <w:r>
@@ -217,7 +218,7 @@
           <w:right w:val="single" w:color="BFBFBF" w:sz="4" w:space="4"/>
         </w:pBdr>
         <w:shd w:fill="F4F4F4" w:color="auto" w:val="clear"/>
-        <w:spacing w:after="0" w:before="0" w:line="240"/>
+        <w:spacing w:after="0" w:before="0" w:line="240" w:lineRule="auto"/>
         <w:ind w:left="113" w:right="113"/>
       </w:pPr>
       <w:r>
@@ -239,7 +240,7 @@
           <w:right w:val="single" w:color="BFBFBF" w:sz="4" w:space="4"/>
         </w:pBdr>
         <w:shd w:fill="F4F4F4" w:color="auto" w:val="clear"/>
-        <w:spacing w:after="0" w:before="0" w:line="240"/>
+        <w:spacing w:after="0" w:before="0" w:line="240" w:lineRule="auto"/>
         <w:ind w:left="113" w:right="113"/>
       </w:pPr>
       <w:r>
@@ -261,7 +262,7 @@
           <w:right w:val="single" w:color="BFBFBF" w:sz="4" w:space="4"/>
         </w:pBdr>
         <w:shd w:fill="F4F4F4" w:color="auto" w:val="clear"/>
-        <w:spacing w:after="0" w:before="0" w:line="240"/>
+        <w:spacing w:after="0" w:before="0" w:line="240" w:lineRule="auto"/>
         <w:ind w:left="113" w:right="113"/>
       </w:pPr>
       <w:r>
@@ -283,7 +284,7 @@
           <w:right w:val="single" w:color="BFBFBF" w:sz="4" w:space="4"/>
         </w:pBdr>
         <w:shd w:fill="F4F4F4" w:color="auto" w:val="clear"/>
-        <w:spacing w:after="0" w:before="0" w:line="240"/>
+        <w:spacing w:after="0" w:before="0" w:line="240" w:lineRule="auto"/>
         <w:ind w:left="113" w:right="113"/>
       </w:pPr>
       <w:r>
@@ -305,7 +306,7 @@
           <w:right w:val="single" w:color="BFBFBF" w:sz="4" w:space="4"/>
         </w:pBdr>
         <w:shd w:fill="F4F4F4" w:color="auto" w:val="clear"/>
-        <w:spacing w:after="0" w:before="0" w:line="240"/>
+        <w:spacing w:after="0" w:before="0" w:line="240" w:lineRule="auto"/>
         <w:ind w:left="113" w:right="113"/>
       </w:pPr>
       <w:r>
@@ -327,7 +328,7 @@
           <w:right w:val="single" w:color="BFBFBF" w:sz="4" w:space="4"/>
         </w:pBdr>
         <w:shd w:fill="F4F4F4" w:color="auto" w:val="clear"/>
-        <w:spacing w:after="0" w:before="0" w:line="240"/>
+        <w:spacing w:after="0" w:before="0" w:line="240" w:lineRule="auto"/>
         <w:ind w:left="113" w:right="113"/>
       </w:pPr>
       <w:r>
@@ -349,7 +350,7 @@
           <w:right w:val="single" w:color="BFBFBF" w:sz="4" w:space="4"/>
         </w:pBdr>
         <w:shd w:fill="F4F4F4" w:color="auto" w:val="clear"/>
-        <w:spacing w:after="0" w:before="0" w:line="240"/>
+        <w:spacing w:after="0" w:before="0" w:line="240" w:lineRule="auto"/>
         <w:ind w:left="113" w:right="113"/>
       </w:pPr>
       <w:r>
@@ -371,7 +372,7 @@
           <w:right w:val="single" w:color="BFBFBF" w:sz="4" w:space="4"/>
         </w:pBdr>
         <w:shd w:fill="F4F4F4" w:color="auto" w:val="clear"/>
-        <w:spacing w:after="0" w:before="0" w:line="240"/>
+        <w:spacing w:after="0" w:before="0" w:line="240" w:lineRule="auto"/>
         <w:ind w:left="113" w:right="113"/>
       </w:pPr>
       <w:r>
@@ -393,7 +394,7 @@
           <w:right w:val="single" w:color="BFBFBF" w:sz="4" w:space="4"/>
         </w:pBdr>
         <w:shd w:fill="F4F4F4" w:color="auto" w:val="clear"/>
-        <w:spacing w:after="0" w:before="0" w:line="240"/>
+        <w:spacing w:after="0" w:before="0" w:line="240" w:lineRule="auto"/>
         <w:ind w:left="113" w:right="113"/>
       </w:pPr>
       <w:r>
@@ -415,7 +416,7 @@
           <w:right w:val="single" w:color="BFBFBF" w:sz="4" w:space="4"/>
         </w:pBdr>
         <w:shd w:fill="F4F4F4" w:color="auto" w:val="clear"/>
-        <w:spacing w:after="0" w:before="0" w:line="240"/>
+        <w:spacing w:after="0" w:before="0" w:line="240" w:lineRule="auto"/>
         <w:ind w:left="113" w:right="113"/>
       </w:pPr>
       <w:r>
@@ -437,7 +438,7 @@
           <w:right w:val="single" w:color="BFBFBF" w:sz="4" w:space="4"/>
         </w:pBdr>
         <w:shd w:fill="F4F4F4" w:color="auto" w:val="clear"/>
-        <w:spacing w:after="0" w:before="0" w:line="240"/>
+        <w:spacing w:after="0" w:before="0" w:line="240" w:lineRule="auto"/>
         <w:ind w:left="113" w:right="113"/>
       </w:pPr>
       <w:r>
@@ -459,7 +460,7 @@
           <w:right w:val="single" w:color="BFBFBF" w:sz="4" w:space="4"/>
         </w:pBdr>
         <w:shd w:fill="F4F4F4" w:color="auto" w:val="clear"/>
-        <w:spacing w:after="0" w:before="0" w:line="240"/>
+        <w:spacing w:after="0" w:before="0" w:line="240" w:lineRule="auto"/>
         <w:ind w:left="113" w:right="113"/>
       </w:pPr>
       <w:r>
@@ -481,7 +482,7 @@
           <w:right w:val="single" w:color="BFBFBF" w:sz="4" w:space="4"/>
         </w:pBdr>
         <w:shd w:fill="F4F4F4" w:color="auto" w:val="clear"/>
-        <w:spacing w:after="0" w:before="0" w:line="240"/>
+        <w:spacing w:after="0" w:before="0" w:line="240" w:lineRule="auto"/>
         <w:ind w:left="113" w:right="113"/>
       </w:pPr>
       <w:r>
@@ -503,7 +504,7 @@
           <w:right w:val="single" w:color="BFBFBF" w:sz="4" w:space="4"/>
         </w:pBdr>
         <w:shd w:fill="F4F4F4" w:color="auto" w:val="clear"/>
-        <w:spacing w:after="0" w:before="0" w:line="240"/>
+        <w:spacing w:after="0" w:before="0" w:line="240" w:lineRule="auto"/>
         <w:ind w:left="113" w:right="113"/>
       </w:pPr>
       <w:r>
@@ -525,7 +526,7 @@
           <w:right w:val="single" w:color="BFBFBF" w:sz="4" w:space="4"/>
         </w:pBdr>
         <w:shd w:fill="F4F4F4" w:color="auto" w:val="clear"/>
-        <w:spacing w:after="0" w:before="0" w:line="240"/>
+        <w:spacing w:after="0" w:before="0" w:line="240" w:lineRule="auto"/>
         <w:ind w:left="113" w:right="113"/>
       </w:pPr>
       <w:r>
@@ -547,7 +548,7 @@
           <w:right w:val="single" w:color="BFBFBF" w:sz="4" w:space="4"/>
         </w:pBdr>
         <w:shd w:fill="F4F4F4" w:color="auto" w:val="clear"/>
-        <w:spacing w:after="0" w:before="0" w:line="240"/>
+        <w:spacing w:after="0" w:before="0" w:line="240" w:lineRule="auto"/>
         <w:ind w:left="113" w:right="113"/>
       </w:pPr>
       <w:r>
@@ -569,7 +570,7 @@
           <w:right w:val="single" w:color="BFBFBF" w:sz="4" w:space="4"/>
         </w:pBdr>
         <w:shd w:fill="F4F4F4" w:color="auto" w:val="clear"/>
-        <w:spacing w:after="0" w:before="0" w:line="240"/>
+        <w:spacing w:after="0" w:before="0" w:line="240" w:lineRule="auto"/>
         <w:ind w:left="113" w:right="113"/>
       </w:pPr>
       <w:r>
@@ -591,7 +592,7 @@
           <w:right w:val="single" w:color="BFBFBF" w:sz="4" w:space="4"/>
         </w:pBdr>
         <w:shd w:fill="F4F4F4" w:color="auto" w:val="clear"/>
-        <w:spacing w:after="0" w:before="0" w:line="240"/>
+        <w:spacing w:after="0" w:before="0" w:line="240" w:lineRule="auto"/>
         <w:ind w:left="113" w:right="113"/>
       </w:pPr>
       <w:r>
@@ -613,7 +614,7 @@
           <w:right w:val="single" w:color="BFBFBF" w:sz="4" w:space="4"/>
         </w:pBdr>
         <w:shd w:fill="F4F4F4" w:color="auto" w:val="clear"/>
-        <w:spacing w:after="0" w:before="0" w:line="240"/>
+        <w:spacing w:after="0" w:before="0" w:line="240" w:lineRule="auto"/>
         <w:ind w:left="113" w:right="113"/>
       </w:pPr>
       <w:r>
@@ -635,7 +636,7 @@
           <w:right w:val="single" w:color="BFBFBF" w:sz="4" w:space="4"/>
         </w:pBdr>
         <w:shd w:fill="F4F4F4" w:color="auto" w:val="clear"/>
-        <w:spacing w:after="0" w:before="0" w:line="240"/>
+        <w:spacing w:after="0" w:before="0" w:line="240" w:lineRule="auto"/>
         <w:ind w:left="113" w:right="113"/>
       </w:pPr>
       <w:r>
@@ -657,7 +658,7 @@
           <w:right w:val="single" w:color="BFBFBF" w:sz="4" w:space="4"/>
         </w:pBdr>
         <w:shd w:fill="F4F4F4" w:color="auto" w:val="clear"/>
-        <w:spacing w:after="0" w:before="0" w:line="240"/>
+        <w:spacing w:after="0" w:before="0" w:line="240" w:lineRule="auto"/>
         <w:ind w:left="113" w:right="113"/>
       </w:pPr>
       <w:r>
@@ -679,7 +680,7 @@
           <w:right w:val="single" w:color="BFBFBF" w:sz="4" w:space="4"/>
         </w:pBdr>
         <w:shd w:fill="F4F4F4" w:color="auto" w:val="clear"/>
-        <w:spacing w:after="0" w:before="0" w:line="240"/>
+        <w:spacing w:after="0" w:before="0" w:line="240" w:lineRule="auto"/>
         <w:ind w:left="113" w:right="113"/>
       </w:pPr>
       <w:r>
@@ -701,7 +702,7 @@
           <w:right w:val="single" w:color="BFBFBF" w:sz="4" w:space="4"/>
         </w:pBdr>
         <w:shd w:fill="F4F4F4" w:color="auto" w:val="clear"/>
-        <w:spacing w:after="0" w:before="0" w:line="240"/>
+        <w:spacing w:after="0" w:before="0" w:line="240" w:lineRule="auto"/>
         <w:ind w:left="113" w:right="113"/>
       </w:pPr>
       <w:r>
@@ -723,7 +724,7 @@
           <w:right w:val="single" w:color="BFBFBF" w:sz="4" w:space="4"/>
         </w:pBdr>
         <w:shd w:fill="F4F4F4" w:color="auto" w:val="clear"/>
-        <w:spacing w:after="0" w:before="0" w:line="240"/>
+        <w:spacing w:after="0" w:before="0" w:line="240" w:lineRule="auto"/>
         <w:ind w:left="113" w:right="113"/>
       </w:pPr>
       <w:r>
@@ -745,7 +746,7 @@
           <w:right w:val="single" w:color="BFBFBF" w:sz="4" w:space="4"/>
         </w:pBdr>
         <w:shd w:fill="F4F4F4" w:color="auto" w:val="clear"/>
-        <w:spacing w:after="0" w:before="0" w:line="240"/>
+        <w:spacing w:after="0" w:before="0" w:line="240" w:lineRule="auto"/>
         <w:ind w:left="113" w:right="113"/>
       </w:pPr>
       <w:r>
@@ -767,7 +768,7 @@
           <w:right w:val="single" w:color="BFBFBF" w:sz="4" w:space="4"/>
         </w:pBdr>
         <w:shd w:fill="F4F4F4" w:color="auto" w:val="clear"/>
-        <w:spacing w:after="0" w:before="0" w:line="240"/>
+        <w:spacing w:after="0" w:before="0" w:line="240" w:lineRule="auto"/>
         <w:ind w:left="113" w:right="113"/>
       </w:pPr>
       <w:r>
@@ -789,7 +790,7 @@
           <w:right w:val="single" w:color="BFBFBF" w:sz="4" w:space="4"/>
         </w:pBdr>
         <w:shd w:fill="F4F4F4" w:color="auto" w:val="clear"/>
-        <w:spacing w:after="0" w:before="0" w:line="240"/>
+        <w:spacing w:after="0" w:before="0" w:line="240" w:lineRule="auto"/>
         <w:ind w:left="113" w:right="113"/>
       </w:pPr>
       <w:r>
@@ -811,7 +812,7 @@
           <w:right w:val="single" w:color="BFBFBF" w:sz="4" w:space="4"/>
         </w:pBdr>
         <w:shd w:fill="F4F4F4" w:color="auto" w:val="clear"/>
-        <w:spacing w:after="0" w:before="0" w:line="240"/>
+        <w:spacing w:after="0" w:before="0" w:line="240" w:lineRule="auto"/>
         <w:ind w:left="113" w:right="113"/>
       </w:pPr>
       <w:r>
@@ -833,7 +834,7 @@
           <w:right w:val="single" w:color="BFBFBF" w:sz="4" w:space="4"/>
         </w:pBdr>
         <w:shd w:fill="F4F4F4" w:color="auto" w:val="clear"/>
-        <w:spacing w:after="0" w:before="0" w:line="240"/>
+        <w:spacing w:after="0" w:before="0" w:line="240" w:lineRule="auto"/>
         <w:ind w:left="113" w:right="113"/>
       </w:pPr>
       <w:r>
@@ -855,7 +856,7 @@
           <w:right w:val="single" w:color="BFBFBF" w:sz="4" w:space="4"/>
         </w:pBdr>
         <w:shd w:fill="F4F4F4" w:color="auto" w:val="clear"/>
-        <w:spacing w:after="0" w:before="0" w:line="240"/>
+        <w:spacing w:after="0" w:before="0" w:line="240" w:lineRule="auto"/>
         <w:ind w:left="113" w:right="113"/>
       </w:pPr>
       <w:r>
@@ -877,7 +878,7 @@
           <w:right w:val="single" w:color="BFBFBF" w:sz="4" w:space="4"/>
         </w:pBdr>
         <w:shd w:fill="F4F4F4" w:color="auto" w:val="clear"/>
-        <w:spacing w:after="0" w:before="0" w:line="240"/>
+        <w:spacing w:after="0" w:before="0" w:line="240" w:lineRule="auto"/>
         <w:ind w:left="113" w:right="113"/>
       </w:pPr>
       <w:r>
@@ -899,7 +900,7 @@
           <w:right w:val="single" w:color="BFBFBF" w:sz="4" w:space="4"/>
         </w:pBdr>
         <w:shd w:fill="F4F4F4" w:color="auto" w:val="clear"/>
-        <w:spacing w:after="0" w:before="0" w:line="240"/>
+        <w:spacing w:after="0" w:before="0" w:line="240" w:lineRule="auto"/>
         <w:ind w:left="113" w:right="113"/>
       </w:pPr>
       <w:r>
@@ -921,7 +922,7 @@
           <w:right w:val="single" w:color="BFBFBF" w:sz="4" w:space="4"/>
         </w:pBdr>
         <w:shd w:fill="F4F4F4" w:color="auto" w:val="clear"/>
-        <w:spacing w:after="0" w:before="0" w:line="240"/>
+        <w:spacing w:after="0" w:before="0" w:line="240" w:lineRule="auto"/>
         <w:ind w:left="113" w:right="113"/>
       </w:pPr>
       <w:r>
@@ -943,7 +944,7 @@
           <w:right w:val="single" w:color="BFBFBF" w:sz="4" w:space="4"/>
         </w:pBdr>
         <w:shd w:fill="F4F4F4" w:color="auto" w:val="clear"/>
-        <w:spacing w:after="0" w:before="0" w:line="240"/>
+        <w:spacing w:after="0" w:before="0" w:line="240" w:lineRule="auto"/>
         <w:ind w:left="113" w:right="113"/>
       </w:pPr>
       <w:r>
@@ -965,7 +966,7 @@
           <w:right w:val="single" w:color="BFBFBF" w:sz="4" w:space="4"/>
         </w:pBdr>
         <w:shd w:fill="F4F4F4" w:color="auto" w:val="clear"/>
-        <w:spacing w:after="0" w:before="0" w:line="240"/>
+        <w:spacing w:after="0" w:before="0" w:line="240" w:lineRule="auto"/>
         <w:ind w:left="113" w:right="113"/>
       </w:pPr>
       <w:r>
@@ -987,7 +988,7 @@
           <w:right w:val="single" w:color="BFBFBF" w:sz="4" w:space="4"/>
         </w:pBdr>
         <w:shd w:fill="F4F4F4" w:color="auto" w:val="clear"/>
-        <w:spacing w:after="0" w:before="0" w:line="240"/>
+        <w:spacing w:after="0" w:before="0" w:line="240" w:lineRule="auto"/>
         <w:ind w:left="113" w:right="113"/>
       </w:pPr>
       <w:r>
@@ -1009,7 +1010,7 @@
           <w:right w:val="single" w:color="BFBFBF" w:sz="4" w:space="4"/>
         </w:pBdr>
         <w:shd w:fill="F4F4F4" w:color="auto" w:val="clear"/>
-        <w:spacing w:after="0" w:before="0" w:line="240"/>
+        <w:spacing w:after="0" w:before="0" w:line="240" w:lineRule="auto"/>
         <w:ind w:left="113" w:right="113"/>
       </w:pPr>
       <w:r>
@@ -1031,7 +1032,7 @@
           <w:right w:val="single" w:color="BFBFBF" w:sz="4" w:space="4"/>
         </w:pBdr>
         <w:shd w:fill="F4F4F4" w:color="auto" w:val="clear"/>
-        <w:spacing w:after="0" w:before="0" w:line="240"/>
+        <w:spacing w:after="0" w:before="0" w:line="240" w:lineRule="auto"/>
         <w:ind w:left="113" w:right="113"/>
       </w:pPr>
       <w:r>
@@ -1053,7 +1054,7 @@
           <w:right w:val="single" w:color="BFBFBF" w:sz="4" w:space="4"/>
         </w:pBdr>
         <w:shd w:fill="F4F4F4" w:color="auto" w:val="clear"/>
-        <w:spacing w:after="0" w:before="0" w:line="240"/>
+        <w:spacing w:after="0" w:before="0" w:line="240" w:lineRule="auto"/>
         <w:ind w:left="113" w:right="113"/>
       </w:pPr>
       <w:r>
@@ -1075,7 +1076,7 @@
           <w:right w:val="single" w:color="BFBFBF" w:sz="4" w:space="4"/>
         </w:pBdr>
         <w:shd w:fill="F4F4F4" w:color="auto" w:val="clear"/>
-        <w:spacing w:after="0" w:before="0" w:line="240"/>
+        <w:spacing w:after="0" w:before="0" w:line="240" w:lineRule="auto"/>
         <w:ind w:left="113" w:right="113"/>
       </w:pPr>
       <w:r>
@@ -1097,7 +1098,7 @@
           <w:right w:val="single" w:color="BFBFBF" w:sz="4" w:space="4"/>
         </w:pBdr>
         <w:shd w:fill="F4F4F4" w:color="auto" w:val="clear"/>
-        <w:spacing w:after="0" w:before="0" w:line="240"/>
+        <w:spacing w:after="0" w:before="0" w:line="240" w:lineRule="auto"/>
         <w:ind w:left="113" w:right="113"/>
       </w:pPr>
       <w:r>
@@ -1119,7 +1120,7 @@
           <w:right w:val="single" w:color="BFBFBF" w:sz="4" w:space="4"/>
         </w:pBdr>
         <w:shd w:fill="F4F4F4" w:color="auto" w:val="clear"/>
-        <w:spacing w:after="0" w:before="0" w:line="240"/>
+        <w:spacing w:after="0" w:before="0" w:line="240" w:lineRule="auto"/>
         <w:ind w:left="113" w:right="113"/>
       </w:pPr>
       <w:r>
@@ -1141,7 +1142,7 @@
           <w:right w:val="single" w:color="BFBFBF" w:sz="4" w:space="4"/>
         </w:pBdr>
         <w:shd w:fill="F4F4F4" w:color="auto" w:val="clear"/>
-        <w:spacing w:after="0" w:before="0" w:line="240"/>
+        <w:spacing w:after="0" w:before="0" w:line="240" w:lineRule="auto"/>
         <w:ind w:left="113" w:right="113"/>
       </w:pPr>
       <w:r>
@@ -1163,7 +1164,7 @@
           <w:right w:val="single" w:color="BFBFBF" w:sz="4" w:space="4"/>
         </w:pBdr>
         <w:shd w:fill="F4F4F4" w:color="auto" w:val="clear"/>
-        <w:spacing w:after="0" w:before="0" w:line="240"/>
+        <w:spacing w:after="0" w:before="0" w:line="240" w:lineRule="auto"/>
         <w:ind w:left="113" w:right="113"/>
       </w:pPr>
       <w:r>
@@ -1185,7 +1186,7 @@
           <w:right w:val="single" w:color="BFBFBF" w:sz="4" w:space="4"/>
         </w:pBdr>
         <w:shd w:fill="F4F4F4" w:color="auto" w:val="clear"/>
-        <w:spacing w:after="0" w:before="0" w:line="240"/>
+        <w:spacing w:after="0" w:before="0" w:line="240" w:lineRule="auto"/>
         <w:ind w:left="113" w:right="113"/>
       </w:pPr>
       <w:r>
@@ -1207,7 +1208,7 @@
           <w:right w:val="single" w:color="BFBFBF" w:sz="4" w:space="4"/>
         </w:pBdr>
         <w:shd w:fill="F4F4F4" w:color="auto" w:val="clear"/>
-        <w:spacing w:after="0" w:before="0" w:line="240"/>
+        <w:spacing w:after="0" w:before="0" w:line="240" w:lineRule="auto"/>
         <w:ind w:left="113" w:right="113"/>
       </w:pPr>
       <w:r>
@@ -1229,7 +1230,7 @@
           <w:right w:val="single" w:color="BFBFBF" w:sz="4" w:space="4"/>
         </w:pBdr>
         <w:shd w:fill="F4F4F4" w:color="auto" w:val="clear"/>
-        <w:spacing w:after="160" w:before="0" w:line="240"/>
+        <w:spacing w:after="160" w:before="0" w:line="240" w:lineRule="auto"/>
         <w:ind w:left="113" w:right="113"/>
       </w:pPr>
       <w:r>
@@ -1253,7 +1254,8 @@
     </w:p>
     <w:p>
       <w:pPr>
-        <w:spacing w:after="80"/>
+        <w:keepNext w:val="false"/>
+        <w:spacing w:after="80" w:before="0"/>
         <w:ind w:firstLine="709"/>
         <w:jc w:val="both"/>
       </w:pPr>
@@ -1323,7 +1325,7 @@
           <w:right w:val="single" w:color="BFBFBF" w:sz="4" w:space="4"/>
         </w:pBdr>
         <w:shd w:fill="F4F4F4" w:color="auto" w:val="clear"/>
-        <w:spacing w:after="0" w:before="60" w:line="240"/>
+        <w:spacing w:after="0" w:before="60" w:line="240" w:lineRule="auto"/>
         <w:ind w:left="113" w:right="113"/>
       </w:pPr>
       <w:r>
@@ -1345,7 +1347,7 @@
           <w:right w:val="single" w:color="BFBFBF" w:sz="4" w:space="4"/>
         </w:pBdr>
         <w:shd w:fill="F4F4F4" w:color="auto" w:val="clear"/>
-        <w:spacing w:after="0" w:before="0" w:line="240"/>
+        <w:spacing w:after="0" w:before="0" w:line="240" w:lineRule="auto"/>
         <w:ind w:left="113" w:right="113"/>
       </w:pPr>
       <w:r>
@@ -1367,7 +1369,7 @@
           <w:right w:val="single" w:color="BFBFBF" w:sz="4" w:space="4"/>
         </w:pBdr>
         <w:shd w:fill="F4F4F4" w:color="auto" w:val="clear"/>
-        <w:spacing w:after="0" w:before="0" w:line="240"/>
+        <w:spacing w:after="0" w:before="0" w:line="240" w:lineRule="auto"/>
         <w:ind w:left="113" w:right="113"/>
       </w:pPr>
       <w:r>
@@ -1389,7 +1391,7 @@
           <w:right w:val="single" w:color="BFBFBF" w:sz="4" w:space="4"/>
         </w:pBdr>
         <w:shd w:fill="F4F4F4" w:color="auto" w:val="clear"/>
-        <w:spacing w:after="0" w:before="0" w:line="240"/>
+        <w:spacing w:after="0" w:before="0" w:line="240" w:lineRule="auto"/>
         <w:ind w:left="113" w:right="113"/>
       </w:pPr>
       <w:r>
@@ -1411,7 +1413,7 @@
           <w:right w:val="single" w:color="BFBFBF" w:sz="4" w:space="4"/>
         </w:pBdr>
         <w:shd w:fill="F4F4F4" w:color="auto" w:val="clear"/>
-        <w:spacing w:after="0" w:before="0" w:line="240"/>
+        <w:spacing w:after="0" w:before="0" w:line="240" w:lineRule="auto"/>
         <w:ind w:left="113" w:right="113"/>
       </w:pPr>
       <w:r>
@@ -1433,7 +1435,7 @@
           <w:right w:val="single" w:color="BFBFBF" w:sz="4" w:space="4"/>
         </w:pBdr>
         <w:shd w:fill="F4F4F4" w:color="auto" w:val="clear"/>
-        <w:spacing w:after="0" w:before="0" w:line="240"/>
+        <w:spacing w:after="0" w:before="0" w:line="240" w:lineRule="auto"/>
         <w:ind w:left="113" w:right="113"/>
       </w:pPr>
       <w:r>
@@ -1455,7 +1457,7 @@
           <w:right w:val="single" w:color="BFBFBF" w:sz="4" w:space="4"/>
         </w:pBdr>
         <w:shd w:fill="F4F4F4" w:color="auto" w:val="clear"/>
-        <w:spacing w:after="0" w:before="0" w:line="240"/>
+        <w:spacing w:after="0" w:before="0" w:line="240" w:lineRule="auto"/>
         <w:ind w:left="113" w:right="113"/>
       </w:pPr>
       <w:r>
@@ -1477,7 +1479,7 @@
           <w:right w:val="single" w:color="BFBFBF" w:sz="4" w:space="4"/>
         </w:pBdr>
         <w:shd w:fill="F4F4F4" w:color="auto" w:val="clear"/>
-        <w:spacing w:after="0" w:before="0" w:line="240"/>
+        <w:spacing w:after="0" w:before="0" w:line="240" w:lineRule="auto"/>
         <w:ind w:left="113" w:right="113"/>
       </w:pPr>
       <w:r>
@@ -1499,7 +1501,7 @@
           <w:right w:val="single" w:color="BFBFBF" w:sz="4" w:space="4"/>
         </w:pBdr>
         <w:shd w:fill="F4F4F4" w:color="auto" w:val="clear"/>
-        <w:spacing w:after="160" w:before="0" w:line="240"/>
+        <w:spacing w:after="160" w:before="0" w:line="240" w:lineRule="auto"/>
         <w:ind w:left="113" w:right="113"/>
       </w:pPr>
       <w:r>
@@ -1521,7 +1523,7 @@
           <w:right w:val="single" w:color="BFBFBF" w:sz="4" w:space="4"/>
         </w:pBdr>
         <w:shd w:fill="F4F4F4" w:color="auto" w:val="clear"/>
-        <w:spacing w:after="0" w:before="60" w:line="240"/>
+        <w:spacing w:after="0" w:before="60" w:line="240" w:lineRule="auto"/>
         <w:ind w:left="113" w:right="113"/>
       </w:pPr>
       <w:r>
@@ -1543,7 +1545,7 @@
           <w:right w:val="single" w:color="BFBFBF" w:sz="4" w:space="4"/>
         </w:pBdr>
         <w:shd w:fill="F4F4F4" w:color="auto" w:val="clear"/>
-        <w:spacing w:after="0" w:before="0" w:line="240"/>
+        <w:spacing w:after="0" w:before="0" w:line="240" w:lineRule="auto"/>
         <w:ind w:left="113" w:right="113"/>
       </w:pPr>
       <w:r>
@@ -1565,7 +1567,7 @@
           <w:right w:val="single" w:color="BFBFBF" w:sz="4" w:space="4"/>
         </w:pBdr>
         <w:shd w:fill="F4F4F4" w:color="auto" w:val="clear"/>
-        <w:spacing w:after="0" w:before="0" w:line="240"/>
+        <w:spacing w:after="0" w:before="0" w:line="240" w:lineRule="auto"/>
         <w:ind w:left="113" w:right="113"/>
       </w:pPr>
       <w:r>
@@ -1587,7 +1589,7 @@
           <w:right w:val="single" w:color="BFBFBF" w:sz="4" w:space="4"/>
         </w:pBdr>
         <w:shd w:fill="F4F4F4" w:color="auto" w:val="clear"/>
-        <w:spacing w:after="0" w:before="0" w:line="240"/>
+        <w:spacing w:after="0" w:before="0" w:line="240" w:lineRule="auto"/>
         <w:ind w:left="113" w:right="113"/>
       </w:pPr>
       <w:r>
@@ -1609,7 +1611,7 @@
           <w:right w:val="single" w:color="BFBFBF" w:sz="4" w:space="4"/>
         </w:pBdr>
         <w:shd w:fill="F4F4F4" w:color="auto" w:val="clear"/>
-        <w:spacing w:after="0" w:before="0" w:line="240"/>
+        <w:spacing w:after="0" w:before="0" w:line="240" w:lineRule="auto"/>
         <w:ind w:left="113" w:right="113"/>
       </w:pPr>
       <w:r>
@@ -1631,7 +1633,7 @@
           <w:right w:val="single" w:color="BFBFBF" w:sz="4" w:space="4"/>
         </w:pBdr>
         <w:shd w:fill="F4F4F4" w:color="auto" w:val="clear"/>
-        <w:spacing w:after="0" w:before="0" w:line="240"/>
+        <w:spacing w:after="0" w:before="0" w:line="240" w:lineRule="auto"/>
         <w:ind w:left="113" w:right="113"/>
       </w:pPr>
       <w:r>
@@ -1653,7 +1655,7 @@
           <w:right w:val="single" w:color="BFBFBF" w:sz="4" w:space="4"/>
         </w:pBdr>
         <w:shd w:fill="F4F4F4" w:color="auto" w:val="clear"/>
-        <w:spacing w:after="0" w:before="0" w:line="240"/>
+        <w:spacing w:after="0" w:before="0" w:line="240" w:lineRule="auto"/>
         <w:ind w:left="113" w:right="113"/>
       </w:pPr>
       <w:r>
@@ -1675,7 +1677,7 @@
           <w:right w:val="single" w:color="BFBFBF" w:sz="4" w:space="4"/>
         </w:pBdr>
         <w:shd w:fill="F4F4F4" w:color="auto" w:val="clear"/>
-        <w:spacing w:after="0" w:before="0" w:line="240"/>
+        <w:spacing w:after="0" w:before="0" w:line="240" w:lineRule="auto"/>
         <w:ind w:left="113" w:right="113"/>
       </w:pPr>
       <w:r>
@@ -1697,7 +1699,7 @@
           <w:right w:val="single" w:color="BFBFBF" w:sz="4" w:space="4"/>
         </w:pBdr>
         <w:shd w:fill="F4F4F4" w:color="auto" w:val="clear"/>
-        <w:spacing w:after="160" w:before="0" w:line="240"/>
+        <w:spacing w:after="160" w:before="0" w:line="240" w:lineRule="auto"/>
         <w:ind w:left="113" w:right="113"/>
       </w:pPr>
       <w:r>
@@ -1729,7 +1731,7 @@
           <w:right w:val="single" w:color="BFBFBF" w:sz="4" w:space="4"/>
         </w:pBdr>
         <w:shd w:fill="F4F4F4" w:color="auto" w:val="clear"/>
-        <w:spacing w:after="0" w:before="60" w:line="240"/>
+        <w:spacing w:after="0" w:before="60" w:line="240" w:lineRule="auto"/>
         <w:ind w:left="113" w:right="113"/>
       </w:pPr>
       <w:r>
@@ -1751,7 +1753,7 @@
           <w:right w:val="single" w:color="BFBFBF" w:sz="4" w:space="4"/>
         </w:pBdr>
         <w:shd w:fill="F4F4F4" w:color="auto" w:val="clear"/>
-        <w:spacing w:after="0" w:before="0" w:line="240"/>
+        <w:spacing w:after="0" w:before="0" w:line="240" w:lineRule="auto"/>
         <w:ind w:left="113" w:right="113"/>
       </w:pPr>
       <w:r>
@@ -1773,7 +1775,7 @@
           <w:right w:val="single" w:color="BFBFBF" w:sz="4" w:space="4"/>
         </w:pBdr>
         <w:shd w:fill="F4F4F4" w:color="auto" w:val="clear"/>
-        <w:spacing w:after="0" w:before="0" w:line="240"/>
+        <w:spacing w:after="0" w:before="0" w:line="240" w:lineRule="auto"/>
         <w:ind w:left="113" w:right="113"/>
       </w:pPr>
       <w:r>
@@ -1795,7 +1797,7 @@
           <w:right w:val="single" w:color="BFBFBF" w:sz="4" w:space="4"/>
         </w:pBdr>
         <w:shd w:fill="F4F4F4" w:color="auto" w:val="clear"/>
-        <w:spacing w:after="0" w:before="0" w:line="240"/>
+        <w:spacing w:after="0" w:before="0" w:line="240" w:lineRule="auto"/>
         <w:ind w:left="113" w:right="113"/>
       </w:pPr>
       <w:r>
@@ -1817,7 +1819,7 @@
           <w:right w:val="single" w:color="BFBFBF" w:sz="4" w:space="4"/>
         </w:pBdr>
         <w:shd w:fill="F4F4F4" w:color="auto" w:val="clear"/>
-        <w:spacing w:after="0" w:before="0" w:line="240"/>
+        <w:spacing w:after="0" w:before="0" w:line="240" w:lineRule="auto"/>
         <w:ind w:left="113" w:right="113"/>
       </w:pPr>
       <w:r>
@@ -1839,7 +1841,7 @@
           <w:right w:val="single" w:color="BFBFBF" w:sz="4" w:space="4"/>
         </w:pBdr>
         <w:shd w:fill="F4F4F4" w:color="auto" w:val="clear"/>
-        <w:spacing w:after="0" w:before="0" w:line="240"/>
+        <w:spacing w:after="0" w:before="0" w:line="240" w:lineRule="auto"/>
         <w:ind w:left="113" w:right="113"/>
       </w:pPr>
       <w:r>
@@ -1861,7 +1863,7 @@
           <w:right w:val="single" w:color="BFBFBF" w:sz="4" w:space="4"/>
         </w:pBdr>
         <w:shd w:fill="F4F4F4" w:color="auto" w:val="clear"/>
-        <w:spacing w:after="0" w:before="0" w:line="240"/>
+        <w:spacing w:after="0" w:before="0" w:line="240" w:lineRule="auto"/>
         <w:ind w:left="113" w:right="113"/>
       </w:pPr>
       <w:r>
@@ -1883,7 +1885,7 @@
           <w:right w:val="single" w:color="BFBFBF" w:sz="4" w:space="4"/>
         </w:pBdr>
         <w:shd w:fill="F4F4F4" w:color="auto" w:val="clear"/>
-        <w:spacing w:after="0" w:before="0" w:line="240"/>
+        <w:spacing w:after="0" w:before="0" w:line="240" w:lineRule="auto"/>
         <w:ind w:left="113" w:right="113"/>
       </w:pPr>
       <w:r>
@@ -1905,7 +1907,7 @@
           <w:right w:val="single" w:color="BFBFBF" w:sz="4" w:space="4"/>
         </w:pBdr>
         <w:shd w:fill="F4F4F4" w:color="auto" w:val="clear"/>
-        <w:spacing w:after="0" w:before="0" w:line="240"/>
+        <w:spacing w:after="0" w:before="0" w:line="240" w:lineRule="auto"/>
         <w:ind w:left="113" w:right="113"/>
       </w:pPr>
       <w:r>
@@ -1927,7 +1929,7 @@
           <w:right w:val="single" w:color="BFBFBF" w:sz="4" w:space="4"/>
         </w:pBdr>
         <w:shd w:fill="F4F4F4" w:color="auto" w:val="clear"/>
-        <w:spacing w:after="0" w:before="0" w:line="240"/>
+        <w:spacing w:after="0" w:before="0" w:line="240" w:lineRule="auto"/>
         <w:ind w:left="113" w:right="113"/>
       </w:pPr>
       <w:r>
@@ -1949,7 +1951,7 @@
           <w:right w:val="single" w:color="BFBFBF" w:sz="4" w:space="4"/>
         </w:pBdr>
         <w:shd w:fill="F4F4F4" w:color="auto" w:val="clear"/>
-        <w:spacing w:after="0" w:before="0" w:line="240"/>
+        <w:spacing w:after="0" w:before="0" w:line="240" w:lineRule="auto"/>
         <w:ind w:left="113" w:right="113"/>
       </w:pPr>
       <w:r>
@@ -1971,7 +1973,7 @@
           <w:right w:val="single" w:color="BFBFBF" w:sz="4" w:space="4"/>
         </w:pBdr>
         <w:shd w:fill="F4F4F4" w:color="auto" w:val="clear"/>
-        <w:spacing w:after="0" w:before="0" w:line="240"/>
+        <w:spacing w:after="0" w:before="0" w:line="240" w:lineRule="auto"/>
         <w:ind w:left="113" w:right="113"/>
       </w:pPr>
       <w:r>
@@ -1993,7 +1995,7 @@
           <w:right w:val="single" w:color="BFBFBF" w:sz="4" w:space="4"/>
         </w:pBdr>
         <w:shd w:fill="F4F4F4" w:color="auto" w:val="clear"/>
-        <w:spacing w:after="0" w:before="0" w:line="240"/>
+        <w:spacing w:after="0" w:before="0" w:line="240" w:lineRule="auto"/>
         <w:ind w:left="113" w:right="113"/>
       </w:pPr>
       <w:r>
@@ -2015,7 +2017,7 @@
           <w:right w:val="single" w:color="BFBFBF" w:sz="4" w:space="4"/>
         </w:pBdr>
         <w:shd w:fill="F4F4F4" w:color="auto" w:val="clear"/>
-        <w:spacing w:after="0" w:before="0" w:line="240"/>
+        <w:spacing w:after="0" w:before="0" w:line="240" w:lineRule="auto"/>
         <w:ind w:left="113" w:right="113"/>
       </w:pPr>
       <w:r>
@@ -2037,7 +2039,7 @@
           <w:right w:val="single" w:color="BFBFBF" w:sz="4" w:space="4"/>
         </w:pBdr>
         <w:shd w:fill="F4F4F4" w:color="auto" w:val="clear"/>
-        <w:spacing w:after="0" w:before="0" w:line="240"/>
+        <w:spacing w:after="0" w:before="0" w:line="240" w:lineRule="auto"/>
         <w:ind w:left="113" w:right="113"/>
       </w:pPr>
       <w:r>
@@ -2059,7 +2061,7 @@
           <w:right w:val="single" w:color="BFBFBF" w:sz="4" w:space="4"/>
         </w:pBdr>
         <w:shd w:fill="F4F4F4" w:color="auto" w:val="clear"/>
-        <w:spacing w:after="0" w:before="0" w:line="240"/>
+        <w:spacing w:after="0" w:before="0" w:line="240" w:lineRule="auto"/>
         <w:ind w:left="113" w:right="113"/>
       </w:pPr>
       <w:r>
@@ -2081,7 +2083,7 @@
           <w:right w:val="single" w:color="BFBFBF" w:sz="4" w:space="4"/>
         </w:pBdr>
         <w:shd w:fill="F4F4F4" w:color="auto" w:val="clear"/>
-        <w:spacing w:after="0" w:before="0" w:line="240"/>
+        <w:spacing w:after="0" w:before="0" w:line="240" w:lineRule="auto"/>
         <w:ind w:left="113" w:right="113"/>
       </w:pPr>
       <w:r>
@@ -2103,7 +2105,7 @@
           <w:right w:val="single" w:color="BFBFBF" w:sz="4" w:space="4"/>
         </w:pBdr>
         <w:shd w:fill="F4F4F4" w:color="auto" w:val="clear"/>
-        <w:spacing w:after="0" w:before="0" w:line="240"/>
+        <w:spacing w:after="0" w:before="0" w:line="240" w:lineRule="auto"/>
         <w:ind w:left="113" w:right="113"/>
       </w:pPr>
       <w:r>
@@ -2125,7 +2127,7 @@
           <w:right w:val="single" w:color="BFBFBF" w:sz="4" w:space="4"/>
         </w:pBdr>
         <w:shd w:fill="F4F4F4" w:color="auto" w:val="clear"/>
-        <w:spacing w:after="0" w:before="0" w:line="240"/>
+        <w:spacing w:after="0" w:before="0" w:line="240" w:lineRule="auto"/>
         <w:ind w:left="113" w:right="113"/>
       </w:pPr>
       <w:r>
@@ -2147,7 +2149,7 @@
           <w:right w:val="single" w:color="BFBFBF" w:sz="4" w:space="4"/>
         </w:pBdr>
         <w:shd w:fill="F4F4F4" w:color="auto" w:val="clear"/>
-        <w:spacing w:after="0" w:before="0" w:line="240"/>
+        <w:spacing w:after="0" w:before="0" w:line="240" w:lineRule="auto"/>
         <w:ind w:left="113" w:right="113"/>
       </w:pPr>
       <w:r>
@@ -2169,7 +2171,7 @@
           <w:right w:val="single" w:color="BFBFBF" w:sz="4" w:space="4"/>
         </w:pBdr>
         <w:shd w:fill="F4F4F4" w:color="auto" w:val="clear"/>
-        <w:spacing w:after="0" w:before="0" w:line="240"/>
+        <w:spacing w:after="0" w:before="0" w:line="240" w:lineRule="auto"/>
         <w:ind w:left="113" w:right="113"/>
       </w:pPr>
       <w:r>
@@ -2191,7 +2193,7 @@
           <w:right w:val="single" w:color="BFBFBF" w:sz="4" w:space="4"/>
         </w:pBdr>
         <w:shd w:fill="F4F4F4" w:color="auto" w:val="clear"/>
-        <w:spacing w:after="0" w:before="0" w:line="240"/>
+        <w:spacing w:after="0" w:before="0" w:line="240" w:lineRule="auto"/>
         <w:ind w:left="113" w:right="113"/>
       </w:pPr>
       <w:r>
@@ -2213,7 +2215,7 @@
           <w:right w:val="single" w:color="BFBFBF" w:sz="4" w:space="4"/>
         </w:pBdr>
         <w:shd w:fill="F4F4F4" w:color="auto" w:val="clear"/>
-        <w:spacing w:after="0" w:before="0" w:line="240"/>
+        <w:spacing w:after="0" w:before="0" w:line="240" w:lineRule="auto"/>
         <w:ind w:left="113" w:right="113"/>
       </w:pPr>
       <w:r>
@@ -2235,7 +2237,7 @@
           <w:right w:val="single" w:color="BFBFBF" w:sz="4" w:space="4"/>
         </w:pBdr>
         <w:shd w:fill="F4F4F4" w:color="auto" w:val="clear"/>
-        <w:spacing w:after="0" w:before="0" w:line="240"/>
+        <w:spacing w:after="0" w:before="0" w:line="240" w:lineRule="auto"/>
         <w:ind w:left="113" w:right="113"/>
       </w:pPr>
       <w:r>
@@ -2257,7 +2259,7 @@
           <w:right w:val="single" w:color="BFBFBF" w:sz="4" w:space="4"/>
         </w:pBdr>
         <w:shd w:fill="F4F4F4" w:color="auto" w:val="clear"/>
-        <w:spacing w:after="0" w:before="0" w:line="240"/>
+        <w:spacing w:after="0" w:before="0" w:line="240" w:lineRule="auto"/>
         <w:ind w:left="113" w:right="113"/>
       </w:pPr>
       <w:r>
@@ -2279,7 +2281,7 @@
           <w:right w:val="single" w:color="BFBFBF" w:sz="4" w:space="4"/>
         </w:pBdr>
         <w:shd w:fill="F4F4F4" w:color="auto" w:val="clear"/>
-        <w:spacing w:after="0" w:before="0" w:line="240"/>
+        <w:spacing w:after="0" w:before="0" w:line="240" w:lineRule="auto"/>
         <w:ind w:left="113" w:right="113"/>
       </w:pPr>
       <w:r>
@@ -2301,7 +2303,7 @@
           <w:right w:val="single" w:color="BFBFBF" w:sz="4" w:space="4"/>
         </w:pBdr>
         <w:shd w:fill="F4F4F4" w:color="auto" w:val="clear"/>
-        <w:spacing w:after="0" w:before="0" w:line="240"/>
+        <w:spacing w:after="0" w:before="0" w:line="240" w:lineRule="auto"/>
         <w:ind w:left="113" w:right="113"/>
       </w:pPr>
       <w:r>
@@ -2323,7 +2325,7 @@
           <w:right w:val="single" w:color="BFBFBF" w:sz="4" w:space="4"/>
         </w:pBdr>
         <w:shd w:fill="F4F4F4" w:color="auto" w:val="clear"/>
-        <w:spacing w:after="0" w:before="0" w:line="240"/>
+        <w:spacing w:after="0" w:before="0" w:line="240" w:lineRule="auto"/>
         <w:ind w:left="113" w:right="113"/>
       </w:pPr>
       <w:r>
@@ -2345,7 +2347,7 @@
           <w:right w:val="single" w:color="BFBFBF" w:sz="4" w:space="4"/>
         </w:pBdr>
         <w:shd w:fill="F4F4F4" w:color="auto" w:val="clear"/>
-        <w:spacing w:after="0" w:before="0" w:line="240"/>
+        <w:spacing w:after="0" w:before="0" w:line="240" w:lineRule="auto"/>
         <w:ind w:left="113" w:right="113"/>
       </w:pPr>
       <w:r>
@@ -2367,7 +2369,7 @@
           <w:right w:val="single" w:color="BFBFBF" w:sz="4" w:space="4"/>
         </w:pBdr>
         <w:shd w:fill="F4F4F4" w:color="auto" w:val="clear"/>
-        <w:spacing w:after="0" w:before="0" w:line="240"/>
+        <w:spacing w:after="0" w:before="0" w:line="240" w:lineRule="auto"/>
         <w:ind w:left="113" w:right="113"/>
       </w:pPr>
       <w:r>
@@ -2389,7 +2391,7 @@
           <w:right w:val="single" w:color="BFBFBF" w:sz="4" w:space="4"/>
         </w:pBdr>
         <w:shd w:fill="F4F4F4" w:color="auto" w:val="clear"/>
-        <w:spacing w:after="0" w:before="0" w:line="240"/>
+        <w:spacing w:after="0" w:before="0" w:line="240" w:lineRule="auto"/>
         <w:ind w:left="113" w:right="113"/>
       </w:pPr>
       <w:r>
@@ -2411,7 +2413,7 @@
           <w:right w:val="single" w:color="BFBFBF" w:sz="4" w:space="4"/>
         </w:pBdr>
         <w:shd w:fill="F4F4F4" w:color="auto" w:val="clear"/>
-        <w:spacing w:after="0" w:before="0" w:line="240"/>
+        <w:spacing w:after="0" w:before="0" w:line="240" w:lineRule="auto"/>
         <w:ind w:left="113" w:right="113"/>
       </w:pPr>
       <w:r>
@@ -2433,7 +2435,7 @@
           <w:right w:val="single" w:color="BFBFBF" w:sz="4" w:space="4"/>
         </w:pBdr>
         <w:shd w:fill="F4F4F4" w:color="auto" w:val="clear"/>
-        <w:spacing w:after="0" w:before="0" w:line="240"/>
+        <w:spacing w:after="0" w:before="0" w:line="240" w:lineRule="auto"/>
         <w:ind w:left="113" w:right="113"/>
       </w:pPr>
       <w:r>
@@ -2455,7 +2457,7 @@
           <w:right w:val="single" w:color="BFBFBF" w:sz="4" w:space="4"/>
         </w:pBdr>
         <w:shd w:fill="F4F4F4" w:color="auto" w:val="clear"/>
-        <w:spacing w:after="0" w:before="0" w:line="240"/>
+        <w:spacing w:after="0" w:before="0" w:line="240" w:lineRule="auto"/>
         <w:ind w:left="113" w:right="113"/>
       </w:pPr>
       <w:r>
@@ -2477,7 +2479,7 @@
           <w:right w:val="single" w:color="BFBFBF" w:sz="4" w:space="4"/>
         </w:pBdr>
         <w:shd w:fill="F4F4F4" w:color="auto" w:val="clear"/>
-        <w:spacing w:after="160" w:before="0" w:line="240"/>
+        <w:spacing w:after="160" w:before="0" w:line="240" w:lineRule="auto"/>
         <w:ind w:left="113" w:right="113"/>
       </w:pPr>
       <w:r>
@@ -2551,7 +2553,8 @@
     </w:p>
     <w:p>
       <w:pPr>
-        <w:spacing w:after="80"/>
+        <w:keepNext w:val="false"/>
+        <w:spacing w:after="80" w:before="0"/>
         <w:ind w:firstLine="709"/>
         <w:jc w:val="both"/>
       </w:pPr>
@@ -2641,7 +2644,7 @@
           <w:right w:val="single" w:color="BFBFBF" w:sz="4" w:space="4"/>
         </w:pBdr>
         <w:shd w:fill="F4F4F4" w:color="auto" w:val="clear"/>
-        <w:spacing w:after="0" w:before="60" w:line="240"/>
+        <w:spacing w:after="0" w:before="60" w:line="240" w:lineRule="auto"/>
         <w:ind w:left="113" w:right="113"/>
       </w:pPr>
       <w:r>
@@ -2663,7 +2666,7 @@
           <w:right w:val="single" w:color="BFBFBF" w:sz="4" w:space="4"/>
         </w:pBdr>
         <w:shd w:fill="F4F4F4" w:color="auto" w:val="clear"/>
-        <w:spacing w:after="0" w:before="0" w:line="240"/>
+        <w:spacing w:after="0" w:before="0" w:line="240" w:lineRule="auto"/>
         <w:ind w:left="113" w:right="113"/>
       </w:pPr>
       <w:r>
@@ -2685,7 +2688,7 @@
           <w:right w:val="single" w:color="BFBFBF" w:sz="4" w:space="4"/>
         </w:pBdr>
         <w:shd w:fill="F4F4F4" w:color="auto" w:val="clear"/>
-        <w:spacing w:after="0" w:before="0" w:line="240"/>
+        <w:spacing w:after="0" w:before="0" w:line="240" w:lineRule="auto"/>
         <w:ind w:left="113" w:right="113"/>
       </w:pPr>
       <w:r>
@@ -2707,7 +2710,7 @@
           <w:right w:val="single" w:color="BFBFBF" w:sz="4" w:space="4"/>
         </w:pBdr>
         <w:shd w:fill="F4F4F4" w:color="auto" w:val="clear"/>
-        <w:spacing w:after="0" w:before="0" w:line="240"/>
+        <w:spacing w:after="0" w:before="0" w:line="240" w:lineRule="auto"/>
         <w:ind w:left="113" w:right="113"/>
       </w:pPr>
       <w:r>
@@ -2729,7 +2732,7 @@
           <w:right w:val="single" w:color="BFBFBF" w:sz="4" w:space="4"/>
         </w:pBdr>
         <w:shd w:fill="F4F4F4" w:color="auto" w:val="clear"/>
-        <w:spacing w:after="0" w:before="0" w:line="240"/>
+        <w:spacing w:after="0" w:before="0" w:line="240" w:lineRule="auto"/>
         <w:ind w:left="113" w:right="113"/>
       </w:pPr>
       <w:r>
@@ -2751,7 +2754,7 @@
           <w:right w:val="single" w:color="BFBFBF" w:sz="4" w:space="4"/>
         </w:pBdr>
         <w:shd w:fill="F4F4F4" w:color="auto" w:val="clear"/>
-        <w:spacing w:after="0" w:before="0" w:line="240"/>
+        <w:spacing w:after="0" w:before="0" w:line="240" w:lineRule="auto"/>
         <w:ind w:left="113" w:right="113"/>
       </w:pPr>
       <w:r>
@@ -2773,7 +2776,7 @@
           <w:right w:val="single" w:color="BFBFBF" w:sz="4" w:space="4"/>
         </w:pBdr>
         <w:shd w:fill="F4F4F4" w:color="auto" w:val="clear"/>
-        <w:spacing w:after="0" w:before="0" w:line="240"/>
+        <w:spacing w:after="0" w:before="0" w:line="240" w:lineRule="auto"/>
         <w:ind w:left="113" w:right="113"/>
       </w:pPr>
       <w:r>
@@ -2795,7 +2798,7 @@
           <w:right w:val="single" w:color="BFBFBF" w:sz="4" w:space="4"/>
         </w:pBdr>
         <w:shd w:fill="F4F4F4" w:color="auto" w:val="clear"/>
-        <w:spacing w:after="0" w:before="0" w:line="240"/>
+        <w:spacing w:after="0" w:before="0" w:line="240" w:lineRule="auto"/>
         <w:ind w:left="113" w:right="113"/>
       </w:pPr>
       <w:r>
@@ -2817,7 +2820,7 @@
           <w:right w:val="single" w:color="BFBFBF" w:sz="4" w:space="4"/>
         </w:pBdr>
         <w:shd w:fill="F4F4F4" w:color="auto" w:val="clear"/>
-        <w:spacing w:after="0" w:before="0" w:line="240"/>
+        <w:spacing w:after="0" w:before="0" w:line="240" w:lineRule="auto"/>
         <w:ind w:left="113" w:right="113"/>
       </w:pPr>
       <w:r>
@@ -2839,7 +2842,7 @@
           <w:right w:val="single" w:color="BFBFBF" w:sz="4" w:space="4"/>
         </w:pBdr>
         <w:shd w:fill="F4F4F4" w:color="auto" w:val="clear"/>
-        <w:spacing w:after="0" w:before="0" w:line="240"/>
+        <w:spacing w:after="0" w:before="0" w:line="240" w:lineRule="auto"/>
         <w:ind w:left="113" w:right="113"/>
       </w:pPr>
       <w:r>
@@ -2861,7 +2864,7 @@
           <w:right w:val="single" w:color="BFBFBF" w:sz="4" w:space="4"/>
         </w:pBdr>
         <w:shd w:fill="F4F4F4" w:color="auto" w:val="clear"/>
-        <w:spacing w:after="0" w:before="0" w:line="240"/>
+        <w:spacing w:after="0" w:before="0" w:line="240" w:lineRule="auto"/>
         <w:ind w:left="113" w:right="113"/>
       </w:pPr>
       <w:r>
@@ -2883,7 +2886,7 @@
           <w:right w:val="single" w:color="BFBFBF" w:sz="4" w:space="4"/>
         </w:pBdr>
         <w:shd w:fill="F4F4F4" w:color="auto" w:val="clear"/>
-        <w:spacing w:after="0" w:before="0" w:line="240"/>
+        <w:spacing w:after="0" w:before="0" w:line="240" w:lineRule="auto"/>
         <w:ind w:left="113" w:right="113"/>
       </w:pPr>
       <w:r>
@@ -2905,7 +2908,7 @@
           <w:right w:val="single" w:color="BFBFBF" w:sz="4" w:space="4"/>
         </w:pBdr>
         <w:shd w:fill="F4F4F4" w:color="auto" w:val="clear"/>
-        <w:spacing w:after="0" w:before="0" w:line="240"/>
+        <w:spacing w:after="0" w:before="0" w:line="240" w:lineRule="auto"/>
         <w:ind w:left="113" w:right="113"/>
       </w:pPr>
       <w:r>
@@ -2927,7 +2930,7 @@
           <w:right w:val="single" w:color="BFBFBF" w:sz="4" w:space="4"/>
         </w:pBdr>
         <w:shd w:fill="F4F4F4" w:color="auto" w:val="clear"/>
-        <w:spacing w:after="0" w:before="0" w:line="240"/>
+        <w:spacing w:after="0" w:before="0" w:line="240" w:lineRule="auto"/>
         <w:ind w:left="113" w:right="113"/>
       </w:pPr>
       <w:r>
@@ -2949,7 +2952,7 @@
           <w:right w:val="single" w:color="BFBFBF" w:sz="4" w:space="4"/>
         </w:pBdr>
         <w:shd w:fill="F4F4F4" w:color="auto" w:val="clear"/>
-        <w:spacing w:after="0" w:before="0" w:line="240"/>
+        <w:spacing w:after="0" w:before="0" w:line="240" w:lineRule="auto"/>
         <w:ind w:left="113" w:right="113"/>
       </w:pPr>
       <w:r>
@@ -2971,7 +2974,7 @@
           <w:right w:val="single" w:color="BFBFBF" w:sz="4" w:space="4"/>
         </w:pBdr>
         <w:shd w:fill="F4F4F4" w:color="auto" w:val="clear"/>
-        <w:spacing w:after="0" w:before="0" w:line="240"/>
+        <w:spacing w:after="0" w:before="0" w:line="240" w:lineRule="auto"/>
         <w:ind w:left="113" w:right="113"/>
       </w:pPr>
       <w:r>
@@ -2993,7 +2996,7 @@
           <w:right w:val="single" w:color="BFBFBF" w:sz="4" w:space="4"/>
         </w:pBdr>
         <w:shd w:fill="F4F4F4" w:color="auto" w:val="clear"/>
-        <w:spacing w:after="0" w:before="0" w:line="240"/>
+        <w:spacing w:after="0" w:before="0" w:line="240" w:lineRule="auto"/>
         <w:ind w:left="113" w:right="113"/>
       </w:pPr>
       <w:r>
@@ -3015,7 +3018,7 @@
           <w:right w:val="single" w:color="BFBFBF" w:sz="4" w:space="4"/>
         </w:pBdr>
         <w:shd w:fill="F4F4F4" w:color="auto" w:val="clear"/>
-        <w:spacing w:after="0" w:before="0" w:line="240"/>
+        <w:spacing w:after="0" w:before="0" w:line="240" w:lineRule="auto"/>
         <w:ind w:left="113" w:right="113"/>
       </w:pPr>
       <w:r>
@@ -3037,7 +3040,7 @@
           <w:right w:val="single" w:color="BFBFBF" w:sz="4" w:space="4"/>
         </w:pBdr>
         <w:shd w:fill="F4F4F4" w:color="auto" w:val="clear"/>
-        <w:spacing w:after="0" w:before="0" w:line="240"/>
+        <w:spacing w:after="0" w:before="0" w:line="240" w:lineRule="auto"/>
         <w:ind w:left="113" w:right="113"/>
       </w:pPr>
       <w:r>
@@ -3059,7 +3062,7 @@
           <w:right w:val="single" w:color="BFBFBF" w:sz="4" w:space="4"/>
         </w:pBdr>
         <w:shd w:fill="F4F4F4" w:color="auto" w:val="clear"/>
-        <w:spacing w:after="0" w:before="0" w:line="240"/>
+        <w:spacing w:after="0" w:before="0" w:line="240" w:lineRule="auto"/>
         <w:ind w:left="113" w:right="113"/>
       </w:pPr>
       <w:r>
@@ -3081,7 +3084,7 @@
           <w:right w:val="single" w:color="BFBFBF" w:sz="4" w:space="4"/>
         </w:pBdr>
         <w:shd w:fill="F4F4F4" w:color="auto" w:val="clear"/>
-        <w:spacing w:after="0" w:before="0" w:line="240"/>
+        <w:spacing w:after="0" w:before="0" w:line="240" w:lineRule="auto"/>
         <w:ind w:left="113" w:right="113"/>
       </w:pPr>
       <w:r>
@@ -3103,7 +3106,7 @@
           <w:right w:val="single" w:color="BFBFBF" w:sz="4" w:space="4"/>
         </w:pBdr>
         <w:shd w:fill="F4F4F4" w:color="auto" w:val="clear"/>
-        <w:spacing w:after="0" w:before="0" w:line="240"/>
+        <w:spacing w:after="0" w:before="0" w:line="240" w:lineRule="auto"/>
         <w:ind w:left="113" w:right="113"/>
       </w:pPr>
       <w:r>
@@ -3125,7 +3128,7 @@
           <w:right w:val="single" w:color="BFBFBF" w:sz="4" w:space="4"/>
         </w:pBdr>
         <w:shd w:fill="F4F4F4" w:color="auto" w:val="clear"/>
-        <w:spacing w:after="0" w:before="0" w:line="240"/>
+        <w:spacing w:after="0" w:before="0" w:line="240" w:lineRule="auto"/>
         <w:ind w:left="113" w:right="113"/>
       </w:pPr>
       <w:r>
@@ -3147,7 +3150,7 @@
           <w:right w:val="single" w:color="BFBFBF" w:sz="4" w:space="4"/>
         </w:pBdr>
         <w:shd w:fill="F4F4F4" w:color="auto" w:val="clear"/>
-        <w:spacing w:after="0" w:before="0" w:line="240"/>
+        <w:spacing w:after="0" w:before="0" w:line="240" w:lineRule="auto"/>
         <w:ind w:left="113" w:right="113"/>
       </w:pPr>
       <w:r>
@@ -3169,7 +3172,7 @@
           <w:right w:val="single" w:color="BFBFBF" w:sz="4" w:space="4"/>
         </w:pBdr>
         <w:shd w:fill="F4F4F4" w:color="auto" w:val="clear"/>
-        <w:spacing w:after="0" w:before="0" w:line="240"/>
+        <w:spacing w:after="0" w:before="0" w:line="240" w:lineRule="auto"/>
         <w:ind w:left="113" w:right="113"/>
       </w:pPr>
       <w:r>
@@ -3191,7 +3194,7 @@
           <w:right w:val="single" w:color="BFBFBF" w:sz="4" w:space="4"/>
         </w:pBdr>
         <w:shd w:fill="F4F4F4" w:color="auto" w:val="clear"/>
-        <w:spacing w:after="0" w:before="0" w:line="240"/>
+        <w:spacing w:after="0" w:before="0" w:line="240" w:lineRule="auto"/>
         <w:ind w:left="113" w:right="113"/>
       </w:pPr>
       <w:r>
@@ -3213,7 +3216,7 @@
           <w:right w:val="single" w:color="BFBFBF" w:sz="4" w:space="4"/>
         </w:pBdr>
         <w:shd w:fill="F4F4F4" w:color="auto" w:val="clear"/>
-        <w:spacing w:after="0" w:before="0" w:line="240"/>
+        <w:spacing w:after="0" w:before="0" w:line="240" w:lineRule="auto"/>
         <w:ind w:left="113" w:right="113"/>
       </w:pPr>
       <w:r>
@@ -3235,7 +3238,7 @@
           <w:right w:val="single" w:color="BFBFBF" w:sz="4" w:space="4"/>
         </w:pBdr>
         <w:shd w:fill="F4F4F4" w:color="auto" w:val="clear"/>
-        <w:spacing w:after="0" w:before="0" w:line="240"/>
+        <w:spacing w:after="0" w:before="0" w:line="240" w:lineRule="auto"/>
         <w:ind w:left="113" w:right="113"/>
       </w:pPr>
       <w:r>
@@ -3257,7 +3260,7 @@
           <w:right w:val="single" w:color="BFBFBF" w:sz="4" w:space="4"/>
         </w:pBdr>
         <w:shd w:fill="F4F4F4" w:color="auto" w:val="clear"/>
-        <w:spacing w:after="0" w:before="0" w:line="240"/>
+        <w:spacing w:after="0" w:before="0" w:line="240" w:lineRule="auto"/>
         <w:ind w:left="113" w:right="113"/>
       </w:pPr>
       <w:r>
@@ -3279,7 +3282,7 @@
           <w:right w:val="single" w:color="BFBFBF" w:sz="4" w:space="4"/>
         </w:pBdr>
         <w:shd w:fill="F4F4F4" w:color="auto" w:val="clear"/>
-        <w:spacing w:after="0" w:before="0" w:line="240"/>
+        <w:spacing w:after="0" w:before="0" w:line="240" w:lineRule="auto"/>
         <w:ind w:left="113" w:right="113"/>
       </w:pPr>
       <w:r>
@@ -3301,7 +3304,7 @@
           <w:right w:val="single" w:color="BFBFBF" w:sz="4" w:space="4"/>
         </w:pBdr>
         <w:shd w:fill="F4F4F4" w:color="auto" w:val="clear"/>
-        <w:spacing w:after="0" w:before="0" w:line="240"/>
+        <w:spacing w:after="0" w:before="0" w:line="240" w:lineRule="auto"/>
         <w:ind w:left="113" w:right="113"/>
       </w:pPr>
       <w:r>
@@ -3323,7 +3326,7 @@
           <w:right w:val="single" w:color="BFBFBF" w:sz="4" w:space="4"/>
         </w:pBdr>
         <w:shd w:fill="F4F4F4" w:color="auto" w:val="clear"/>
-        <w:spacing w:after="0" w:before="0" w:line="240"/>
+        <w:spacing w:after="0" w:before="0" w:line="240" w:lineRule="auto"/>
         <w:ind w:left="113" w:right="113"/>
       </w:pPr>
       <w:r>
@@ -3345,7 +3348,7 @@
           <w:right w:val="single" w:color="BFBFBF" w:sz="4" w:space="4"/>
         </w:pBdr>
         <w:shd w:fill="F4F4F4" w:color="auto" w:val="clear"/>
-        <w:spacing w:after="0" w:before="0" w:line="240"/>
+        <w:spacing w:after="0" w:before="0" w:line="240" w:lineRule="auto"/>
         <w:ind w:left="113" w:right="113"/>
       </w:pPr>
       <w:r>
@@ -3367,7 +3370,7 @@
           <w:right w:val="single" w:color="BFBFBF" w:sz="4" w:space="4"/>
         </w:pBdr>
         <w:shd w:fill="F4F4F4" w:color="auto" w:val="clear"/>
-        <w:spacing w:after="0" w:before="0" w:line="240"/>
+        <w:spacing w:after="0" w:before="0" w:line="240" w:lineRule="auto"/>
         <w:ind w:left="113" w:right="113"/>
       </w:pPr>
       <w:r>
@@ -3389,7 +3392,7 @@
           <w:right w:val="single" w:color="BFBFBF" w:sz="4" w:space="4"/>
         </w:pBdr>
         <w:shd w:fill="F4F4F4" w:color="auto" w:val="clear"/>
-        <w:spacing w:after="0" w:before="0" w:line="240"/>
+        <w:spacing w:after="0" w:before="0" w:line="240" w:lineRule="auto"/>
         <w:ind w:left="113" w:right="113"/>
       </w:pPr>
       <w:r>
@@ -3411,7 +3414,7 @@
           <w:right w:val="single" w:color="BFBFBF" w:sz="4" w:space="4"/>
         </w:pBdr>
         <w:shd w:fill="F4F4F4" w:color="auto" w:val="clear"/>
-        <w:spacing w:after="160" w:before="0" w:line="240"/>
+        <w:spacing w:after="160" w:before="0" w:line="240" w:lineRule="auto"/>
         <w:ind w:left="113" w:right="113"/>
       </w:pPr>
       <w:r>
@@ -3435,7 +3438,8 @@
     </w:p>
     <w:p>
       <w:pPr>
-        <w:spacing w:after="80"/>
+        <w:keepNext w:val="false"/>
+        <w:spacing w:after="80" w:before="0"/>
         <w:ind w:firstLine="709"/>
         <w:jc w:val="both"/>
       </w:pPr>
@@ -3519,7 +3523,7 @@
           <w:right w:val="single" w:color="BFBFBF" w:sz="4" w:space="4"/>
         </w:pBdr>
         <w:shd w:fill="F4F4F4" w:color="auto" w:val="clear"/>
-        <w:spacing w:after="0" w:before="60" w:line="240"/>
+        <w:spacing w:after="0" w:before="60" w:line="240" w:lineRule="auto"/>
         <w:ind w:left="113" w:right="113"/>
       </w:pPr>
       <w:r>
@@ -3541,7 +3545,7 @@
           <w:right w:val="single" w:color="BFBFBF" w:sz="4" w:space="4"/>
         </w:pBdr>
         <w:shd w:fill="F4F4F4" w:color="auto" w:val="clear"/>
-        <w:spacing w:after="0" w:before="0" w:line="240"/>
+        <w:spacing w:after="0" w:before="0" w:line="240" w:lineRule="auto"/>
         <w:ind w:left="113" w:right="113"/>
       </w:pPr>
       <w:r>
@@ -3563,7 +3567,7 @@
           <w:right w:val="single" w:color="BFBFBF" w:sz="4" w:space="4"/>
         </w:pBdr>
         <w:shd w:fill="F4F4F4" w:color="auto" w:val="clear"/>
-        <w:spacing w:after="0" w:before="0" w:line="240"/>
+        <w:spacing w:after="0" w:before="0" w:line="240" w:lineRule="auto"/>
         <w:ind w:left="113" w:right="113"/>
       </w:pPr>
       <w:r>
@@ -3585,7 +3589,7 @@
           <w:right w:val="single" w:color="BFBFBF" w:sz="4" w:space="4"/>
         </w:pBdr>
         <w:shd w:fill="F4F4F4" w:color="auto" w:val="clear"/>
-        <w:spacing w:after="0" w:before="0" w:line="240"/>
+        <w:spacing w:after="0" w:before="0" w:line="240" w:lineRule="auto"/>
         <w:ind w:left="113" w:right="113"/>
       </w:pPr>
       <w:r>
@@ -3607,7 +3611,7 @@
           <w:right w:val="single" w:color="BFBFBF" w:sz="4" w:space="4"/>
         </w:pBdr>
         <w:shd w:fill="F4F4F4" w:color="auto" w:val="clear"/>
-        <w:spacing w:after="0" w:before="0" w:line="240"/>
+        <w:spacing w:after="0" w:before="0" w:line="240" w:lineRule="auto"/>
         <w:ind w:left="113" w:right="113"/>
       </w:pPr>
       <w:r>
@@ -3629,7 +3633,7 @@
           <w:right w:val="single" w:color="BFBFBF" w:sz="4" w:space="4"/>
         </w:pBdr>
         <w:shd w:fill="F4F4F4" w:color="auto" w:val="clear"/>
-        <w:spacing w:after="0" w:before="0" w:line="240"/>
+        <w:spacing w:after="0" w:before="0" w:line="240" w:lineRule="auto"/>
         <w:ind w:left="113" w:right="113"/>
       </w:pPr>
       <w:r>
@@ -3651,7 +3655,7 @@
           <w:right w:val="single" w:color="BFBFBF" w:sz="4" w:space="4"/>
         </w:pBdr>
         <w:shd w:fill="F4F4F4" w:color="auto" w:val="clear"/>
-        <w:spacing w:after="0" w:before="0" w:line="240"/>
+        <w:spacing w:after="0" w:before="0" w:line="240" w:lineRule="auto"/>
         <w:ind w:left="113" w:right="113"/>
       </w:pPr>
       <w:r>
@@ -3673,7 +3677,7 @@
           <w:right w:val="single" w:color="BFBFBF" w:sz="4" w:space="4"/>
         </w:pBdr>
         <w:shd w:fill="F4F4F4" w:color="auto" w:val="clear"/>
-        <w:spacing w:after="0" w:before="0" w:line="240"/>
+        <w:spacing w:after="0" w:before="0" w:line="240" w:lineRule="auto"/>
         <w:ind w:left="113" w:right="113"/>
       </w:pPr>
       <w:r>
@@ -3695,7 +3699,7 @@
           <w:right w:val="single" w:color="BFBFBF" w:sz="4" w:space="4"/>
         </w:pBdr>
         <w:shd w:fill="F4F4F4" w:color="auto" w:val="clear"/>
-        <w:spacing w:after="0" w:before="0" w:line="240"/>
+        <w:spacing w:after="0" w:before="0" w:line="240" w:lineRule="auto"/>
         <w:ind w:left="113" w:right="113"/>
       </w:pPr>
       <w:r>
@@ -3717,7 +3721,7 @@
           <w:right w:val="single" w:color="BFBFBF" w:sz="4" w:space="4"/>
         </w:pBdr>
         <w:shd w:fill="F4F4F4" w:color="auto" w:val="clear"/>
-        <w:spacing w:after="0" w:before="0" w:line="240"/>
+        <w:spacing w:after="0" w:before="0" w:line="240" w:lineRule="auto"/>
         <w:ind w:left="113" w:right="113"/>
       </w:pPr>
       <w:r>
@@ -3739,7 +3743,7 @@
           <w:right w:val="single" w:color="BFBFBF" w:sz="4" w:space="4"/>
         </w:pBdr>
         <w:shd w:fill="F4F4F4" w:color="auto" w:val="clear"/>
-        <w:spacing w:after="0" w:before="0" w:line="240"/>
+        <w:spacing w:after="0" w:before="0" w:line="240" w:lineRule="auto"/>
         <w:ind w:left="113" w:right="113"/>
       </w:pPr>
       <w:r>
@@ -3761,7 +3765,7 @@
           <w:right w:val="single" w:color="BFBFBF" w:sz="4" w:space="4"/>
         </w:pBdr>
         <w:shd w:fill="F4F4F4" w:color="auto" w:val="clear"/>
-        <w:spacing w:after="0" w:before="0" w:line="240"/>
+        <w:spacing w:after="0" w:before="0" w:line="240" w:lineRule="auto"/>
         <w:ind w:left="113" w:right="113"/>
       </w:pPr>
       <w:r>
@@ -3783,7 +3787,7 @@
           <w:right w:val="single" w:color="BFBFBF" w:sz="4" w:space="4"/>
         </w:pBdr>
         <w:shd w:fill="F4F4F4" w:color="auto" w:val="clear"/>
-        <w:spacing w:after="0" w:before="0" w:line="240"/>
+        <w:spacing w:after="0" w:before="0" w:line="240" w:lineRule="auto"/>
         <w:ind w:left="113" w:right="113"/>
       </w:pPr>
       <w:r>
@@ -3805,7 +3809,7 @@
           <w:right w:val="single" w:color="BFBFBF" w:sz="4" w:space="4"/>
         </w:pBdr>
         <w:shd w:fill="F4F4F4" w:color="auto" w:val="clear"/>
-        <w:spacing w:after="0" w:before="0" w:line="240"/>
+        <w:spacing w:after="0" w:before="0" w:line="240" w:lineRule="auto"/>
         <w:ind w:left="113" w:right="113"/>
       </w:pPr>
       <w:r>
@@ -3827,7 +3831,7 @@
           <w:right w:val="single" w:color="BFBFBF" w:sz="4" w:space="4"/>
         </w:pBdr>
         <w:shd w:fill="F4F4F4" w:color="auto" w:val="clear"/>
-        <w:spacing w:after="0" w:before="0" w:line="240"/>
+        <w:spacing w:after="0" w:before="0" w:line="240" w:lineRule="auto"/>
         <w:ind w:left="113" w:right="113"/>
       </w:pPr>
       <w:r>
@@ -3849,7 +3853,7 @@
           <w:right w:val="single" w:color="BFBFBF" w:sz="4" w:space="4"/>
         </w:pBdr>
         <w:shd w:fill="F4F4F4" w:color="auto" w:val="clear"/>
-        <w:spacing w:after="0" w:before="0" w:line="240"/>
+        <w:spacing w:after="0" w:before="0" w:line="240" w:lineRule="auto"/>
         <w:ind w:left="113" w:right="113"/>
       </w:pPr>
       <w:r>
@@ -3871,7 +3875,7 @@
           <w:right w:val="single" w:color="BFBFBF" w:sz="4" w:space="4"/>
         </w:pBdr>
         <w:shd w:fill="F4F4F4" w:color="auto" w:val="clear"/>
-        <w:spacing w:after="0" w:before="0" w:line="240"/>
+        <w:spacing w:after="0" w:before="0" w:line="240" w:lineRule="auto"/>
         <w:ind w:left="113" w:right="113"/>
       </w:pPr>
       <w:r>
@@ -3893,7 +3897,7 @@
           <w:right w:val="single" w:color="BFBFBF" w:sz="4" w:space="4"/>
         </w:pBdr>
         <w:shd w:fill="F4F4F4" w:color="auto" w:val="clear"/>
-        <w:spacing w:after="0" w:before="0" w:line="240"/>
+        <w:spacing w:after="0" w:before="0" w:line="240" w:lineRule="auto"/>
         <w:ind w:left="113" w:right="113"/>
       </w:pPr>
       <w:r>
@@ -3915,7 +3919,7 @@
           <w:right w:val="single" w:color="BFBFBF" w:sz="4" w:space="4"/>
         </w:pBdr>
         <w:shd w:fill="F4F4F4" w:color="auto" w:val="clear"/>
-        <w:spacing w:after="0" w:before="0" w:line="240"/>
+        <w:spacing w:after="0" w:before="0" w:line="240" w:lineRule="auto"/>
         <w:ind w:left="113" w:right="113"/>
       </w:pPr>
       <w:r>
@@ -3937,7 +3941,7 @@
           <w:right w:val="single" w:color="BFBFBF" w:sz="4" w:space="4"/>
         </w:pBdr>
         <w:shd w:fill="F4F4F4" w:color="auto" w:val="clear"/>
-        <w:spacing w:after="0" w:before="0" w:line="240"/>
+        <w:spacing w:after="0" w:before="0" w:line="240" w:lineRule="auto"/>
         <w:ind w:left="113" w:right="113"/>
       </w:pPr>
       <w:r>
@@ -3959,7 +3963,7 @@
           <w:right w:val="single" w:color="BFBFBF" w:sz="4" w:space="4"/>
         </w:pBdr>
         <w:shd w:fill="F4F4F4" w:color="auto" w:val="clear"/>
-        <w:spacing w:after="0" w:before="0" w:line="240"/>
+        <w:spacing w:after="0" w:before="0" w:line="240" w:lineRule="auto"/>
         <w:ind w:left="113" w:right="113"/>
       </w:pPr>
       <w:r>
@@ -3981,7 +3985,7 @@
           <w:right w:val="single" w:color="BFBFBF" w:sz="4" w:space="4"/>
         </w:pBdr>
         <w:shd w:fill="F4F4F4" w:color="auto" w:val="clear"/>
-        <w:spacing w:after="0" w:before="0" w:line="240"/>
+        <w:spacing w:after="0" w:before="0" w:line="240" w:lineRule="auto"/>
         <w:ind w:left="113" w:right="113"/>
       </w:pPr>
       <w:r>
@@ -4003,7 +4007,7 @@
           <w:right w:val="single" w:color="BFBFBF" w:sz="4" w:space="4"/>
         </w:pBdr>
         <w:shd w:fill="F4F4F4" w:color="auto" w:val="clear"/>
-        <w:spacing w:after="0" w:before="0" w:line="240"/>
+        <w:spacing w:after="0" w:before="0" w:line="240" w:lineRule="auto"/>
         <w:ind w:left="113" w:right="113"/>
       </w:pPr>
       <w:r>
@@ -4025,7 +4029,7 @@
           <w:right w:val="single" w:color="BFBFBF" w:sz="4" w:space="4"/>
         </w:pBdr>
         <w:shd w:fill="F4F4F4" w:color="auto" w:val="clear"/>
-        <w:spacing w:after="0" w:before="0" w:line="240"/>
+        <w:spacing w:after="0" w:before="0" w:line="240" w:lineRule="auto"/>
         <w:ind w:left="113" w:right="113"/>
       </w:pPr>
       <w:r>
@@ -4047,7 +4051,7 @@
           <w:right w:val="single" w:color="BFBFBF" w:sz="4" w:space="4"/>
         </w:pBdr>
         <w:shd w:fill="F4F4F4" w:color="auto" w:val="clear"/>
-        <w:spacing w:after="160" w:before="0" w:line="240"/>
+        <w:spacing w:after="160" w:before="0" w:line="240" w:lineRule="auto"/>
         <w:ind w:left="113" w:right="113"/>
       </w:pPr>
       <w:r>
@@ -4069,7 +4073,7 @@
           <w:right w:val="single" w:color="BFBFBF" w:sz="4" w:space="4"/>
         </w:pBdr>
         <w:shd w:fill="F4F4F4" w:color="auto" w:val="clear"/>
-        <w:spacing w:after="0" w:before="60" w:line="240"/>
+        <w:spacing w:after="0" w:before="60" w:line="240" w:lineRule="auto"/>
         <w:ind w:left="113" w:right="113"/>
       </w:pPr>
       <w:r>
@@ -4091,7 +4095,7 @@
           <w:right w:val="single" w:color="BFBFBF" w:sz="4" w:space="4"/>
         </w:pBdr>
         <w:shd w:fill="F4F4F4" w:color="auto" w:val="clear"/>
-        <w:spacing w:after="0" w:before="0" w:line="240"/>
+        <w:spacing w:after="0" w:before="0" w:line="240" w:lineRule="auto"/>
         <w:ind w:left="113" w:right="113"/>
       </w:pPr>
       <w:r>
@@ -4113,7 +4117,7 @@
           <w:right w:val="single" w:color="BFBFBF" w:sz="4" w:space="4"/>
         </w:pBdr>
         <w:shd w:fill="F4F4F4" w:color="auto" w:val="clear"/>
-        <w:spacing w:after="0" w:before="0" w:line="240"/>
+        <w:spacing w:after="0" w:before="0" w:line="240" w:lineRule="auto"/>
         <w:ind w:left="113" w:right="113"/>
       </w:pPr>
       <w:r>
@@ -4135,7 +4139,7 @@
           <w:right w:val="single" w:color="BFBFBF" w:sz="4" w:space="4"/>
         </w:pBdr>
         <w:shd w:fill="F4F4F4" w:color="auto" w:val="clear"/>
-        <w:spacing w:after="0" w:before="0" w:line="240"/>
+        <w:spacing w:after="0" w:before="0" w:line="240" w:lineRule="auto"/>
         <w:ind w:left="113" w:right="113"/>
       </w:pPr>
       <w:r>
@@ -4157,7 +4161,7 @@
           <w:right w:val="single" w:color="BFBFBF" w:sz="4" w:space="4"/>
         </w:pBdr>
         <w:shd w:fill="F4F4F4" w:color="auto" w:val="clear"/>
-        <w:spacing w:after="0" w:before="0" w:line="240"/>
+        <w:spacing w:after="0" w:before="0" w:line="240" w:lineRule="auto"/>
         <w:ind w:left="113" w:right="113"/>
       </w:pPr>
       <w:r>
@@ -4179,7 +4183,7 @@
           <w:right w:val="single" w:color="BFBFBF" w:sz="4" w:space="4"/>
         </w:pBdr>
         <w:shd w:fill="F4F4F4" w:color="auto" w:val="clear"/>
-        <w:spacing w:after="0" w:before="0" w:line="240"/>
+        <w:spacing w:after="0" w:before="0" w:line="240" w:lineRule="auto"/>
         <w:ind w:left="113" w:right="113"/>
       </w:pPr>
       <w:r>
@@ -4201,7 +4205,7 @@
           <w:right w:val="single" w:color="BFBFBF" w:sz="4" w:space="4"/>
         </w:pBdr>
         <w:shd w:fill="F4F4F4" w:color="auto" w:val="clear"/>
-        <w:spacing w:after="0" w:before="0" w:line="240"/>
+        <w:spacing w:after="0" w:before="0" w:line="240" w:lineRule="auto"/>
         <w:ind w:left="113" w:right="113"/>
       </w:pPr>
       <w:r>
@@ -4223,7 +4227,7 @@
           <w:right w:val="single" w:color="BFBFBF" w:sz="4" w:space="4"/>
         </w:pBdr>
         <w:shd w:fill="F4F4F4" w:color="auto" w:val="clear"/>
-        <w:spacing w:after="0" w:before="0" w:line="240"/>
+        <w:spacing w:after="0" w:before="0" w:line="240" w:lineRule="auto"/>
         <w:ind w:left="113" w:right="113"/>
       </w:pPr>
       <w:r>
@@ -4245,7 +4249,7 @@
           <w:right w:val="single" w:color="BFBFBF" w:sz="4" w:space="4"/>
         </w:pBdr>
         <w:shd w:fill="F4F4F4" w:color="auto" w:val="clear"/>
-        <w:spacing w:after="0" w:before="0" w:line="240"/>
+        <w:spacing w:after="0" w:before="0" w:line="240" w:lineRule="auto"/>
         <w:ind w:left="113" w:right="113"/>
       </w:pPr>
       <w:r>
@@ -4267,7 +4271,7 @@
           <w:right w:val="single" w:color="BFBFBF" w:sz="4" w:space="4"/>
         </w:pBdr>
         <w:shd w:fill="F4F4F4" w:color="auto" w:val="clear"/>
-        <w:spacing w:after="0" w:before="0" w:line="240"/>
+        <w:spacing w:after="0" w:before="0" w:line="240" w:lineRule="auto"/>
         <w:ind w:left="113" w:right="113"/>
       </w:pPr>
       <w:r>
@@ -4289,7 +4293,7 @@
           <w:right w:val="single" w:color="BFBFBF" w:sz="4" w:space="4"/>
         </w:pBdr>
         <w:shd w:fill="F4F4F4" w:color="auto" w:val="clear"/>
-        <w:spacing w:after="0" w:before="0" w:line="240"/>
+        <w:spacing w:after="0" w:before="0" w:line="240" w:lineRule="auto"/>
         <w:ind w:left="113" w:right="113"/>
       </w:pPr>
       <w:r>
@@ -4311,7 +4315,7 @@
           <w:right w:val="single" w:color="BFBFBF" w:sz="4" w:space="4"/>
         </w:pBdr>
         <w:shd w:fill="F4F4F4" w:color="auto" w:val="clear"/>
-        <w:spacing w:after="0" w:before="0" w:line="240"/>
+        <w:spacing w:after="0" w:before="0" w:line="240" w:lineRule="auto"/>
         <w:ind w:left="113" w:right="113"/>
       </w:pPr>
       <w:r>
@@ -4333,7 +4337,7 @@
           <w:right w:val="single" w:color="BFBFBF" w:sz="4" w:space="4"/>
         </w:pBdr>
         <w:shd w:fill="F4F4F4" w:color="auto" w:val="clear"/>
-        <w:spacing w:after="0" w:before="0" w:line="240"/>
+        <w:spacing w:after="0" w:before="0" w:line="240" w:lineRule="auto"/>
         <w:ind w:left="113" w:right="113"/>
       </w:pPr>
       <w:r>
@@ -4355,7 +4359,7 @@
           <w:right w:val="single" w:color="BFBFBF" w:sz="4" w:space="4"/>
         </w:pBdr>
         <w:shd w:fill="F4F4F4" w:color="auto" w:val="clear"/>
-        <w:spacing w:after="0" w:before="0" w:line="240"/>
+        <w:spacing w:after="0" w:before="0" w:line="240" w:lineRule="auto"/>
         <w:ind w:left="113" w:right="113"/>
       </w:pPr>
       <w:r>
@@ -4377,7 +4381,7 @@
           <w:right w:val="single" w:color="BFBFBF" w:sz="4" w:space="4"/>
         </w:pBdr>
         <w:shd w:fill="F4F4F4" w:color="auto" w:val="clear"/>
-        <w:spacing w:after="0" w:before="0" w:line="240"/>
+        <w:spacing w:after="0" w:before="0" w:line="240" w:lineRule="auto"/>
         <w:ind w:left="113" w:right="113"/>
       </w:pPr>
       <w:r>
@@ -4399,7 +4403,7 @@
           <w:right w:val="single" w:color="BFBFBF" w:sz="4" w:space="4"/>
         </w:pBdr>
         <w:shd w:fill="F4F4F4" w:color="auto" w:val="clear"/>
-        <w:spacing w:after="160" w:before="0" w:line="240"/>
+        <w:spacing w:after="160" w:before="0" w:line="240" w:lineRule="auto"/>
         <w:ind w:left="113" w:right="113"/>
       </w:pPr>
       <w:r>
@@ -4431,7 +4435,7 @@
           <w:right w:val="single" w:color="BFBFBF" w:sz="4" w:space="4"/>
         </w:pBdr>
         <w:shd w:fill="F4F4F4" w:color="auto" w:val="clear"/>
-        <w:spacing w:after="0" w:before="60" w:line="240"/>
+        <w:spacing w:after="0" w:before="60" w:line="240" w:lineRule="auto"/>
         <w:ind w:left="113" w:right="113"/>
       </w:pPr>
       <w:r>
@@ -4453,7 +4457,7 @@
           <w:right w:val="single" w:color="BFBFBF" w:sz="4" w:space="4"/>
         </w:pBdr>
         <w:shd w:fill="F4F4F4" w:color="auto" w:val="clear"/>
-        <w:spacing w:after="0" w:before="0" w:line="240"/>
+        <w:spacing w:after="0" w:before="0" w:line="240" w:lineRule="auto"/>
         <w:ind w:left="113" w:right="113"/>
       </w:pPr>
       <w:r>
@@ -4475,7 +4479,7 @@
           <w:right w:val="single" w:color="BFBFBF" w:sz="4" w:space="4"/>
         </w:pBdr>
         <w:shd w:fill="F4F4F4" w:color="auto" w:val="clear"/>
-        <w:spacing w:after="0" w:before="0" w:line="240"/>
+        <w:spacing w:after="0" w:before="0" w:line="240" w:lineRule="auto"/>
         <w:ind w:left="113" w:right="113"/>
       </w:pPr>
       <w:r>
@@ -4497,7 +4501,7 @@
           <w:right w:val="single" w:color="BFBFBF" w:sz="4" w:space="4"/>
         </w:pBdr>
         <w:shd w:fill="F4F4F4" w:color="auto" w:val="clear"/>
-        <w:spacing w:after="0" w:before="0" w:line="240"/>
+        <w:spacing w:after="0" w:before="0" w:line="240" w:lineRule="auto"/>
         <w:ind w:left="113" w:right="113"/>
       </w:pPr>
       <w:r>
@@ -4519,7 +4523,7 @@
           <w:right w:val="single" w:color="BFBFBF" w:sz="4" w:space="4"/>
         </w:pBdr>
         <w:shd w:fill="F4F4F4" w:color="auto" w:val="clear"/>
-        <w:spacing w:after="0" w:before="0" w:line="240"/>
+        <w:spacing w:after="0" w:before="0" w:line="240" w:lineRule="auto"/>
         <w:ind w:left="113" w:right="113"/>
       </w:pPr>
       <w:r>
@@ -4541,7 +4545,7 @@
           <w:right w:val="single" w:color="BFBFBF" w:sz="4" w:space="4"/>
         </w:pBdr>
         <w:shd w:fill="F4F4F4" w:color="auto" w:val="clear"/>
-        <w:spacing w:after="0" w:before="0" w:line="240"/>
+        <w:spacing w:after="0" w:before="0" w:line="240" w:lineRule="auto"/>
         <w:ind w:left="113" w:right="113"/>
       </w:pPr>
       <w:r>
@@ -4563,7 +4567,7 @@
           <w:right w:val="single" w:color="BFBFBF" w:sz="4" w:space="4"/>
         </w:pBdr>
         <w:shd w:fill="F4F4F4" w:color="auto" w:val="clear"/>
-        <w:spacing w:after="0" w:before="0" w:line="240"/>
+        <w:spacing w:after="0" w:before="0" w:line="240" w:lineRule="auto"/>
         <w:ind w:left="113" w:right="113"/>
       </w:pPr>
       <w:r>
@@ -4585,7 +4589,7 @@
           <w:right w:val="single" w:color="BFBFBF" w:sz="4" w:space="4"/>
         </w:pBdr>
         <w:shd w:fill="F4F4F4" w:color="auto" w:val="clear"/>
-        <w:spacing w:after="0" w:before="0" w:line="240"/>
+        <w:spacing w:after="0" w:before="0" w:line="240" w:lineRule="auto"/>
         <w:ind w:left="113" w:right="113"/>
       </w:pPr>
       <w:r>
@@ -4607,7 +4611,7 @@
           <w:right w:val="single" w:color="BFBFBF" w:sz="4" w:space="4"/>
         </w:pBdr>
         <w:shd w:fill="F4F4F4" w:color="auto" w:val="clear"/>
-        <w:spacing w:after="0" w:before="0" w:line="240"/>
+        <w:spacing w:after="0" w:before="0" w:line="240" w:lineRule="auto"/>
         <w:ind w:left="113" w:right="113"/>
       </w:pPr>
       <w:r>
@@ -4629,7 +4633,7 @@
           <w:right w:val="single" w:color="BFBFBF" w:sz="4" w:space="4"/>
         </w:pBdr>
         <w:shd w:fill="F4F4F4" w:color="auto" w:val="clear"/>
-        <w:spacing w:after="0" w:before="0" w:line="240"/>
+        <w:spacing w:after="0" w:before="0" w:line="240" w:lineRule="auto"/>
         <w:ind w:left="113" w:right="113"/>
       </w:pPr>
       <w:r>
@@ -4651,7 +4655,7 @@
           <w:right w:val="single" w:color="BFBFBF" w:sz="4" w:space="4"/>
         </w:pBdr>
         <w:shd w:fill="F4F4F4" w:color="auto" w:val="clear"/>
-        <w:spacing w:after="0" w:before="0" w:line="240"/>
+        <w:spacing w:after="0" w:before="0" w:line="240" w:lineRule="auto"/>
         <w:ind w:left="113" w:right="113"/>
       </w:pPr>
       <w:r>
@@ -4673,7 +4677,7 @@
           <w:right w:val="single" w:color="BFBFBF" w:sz="4" w:space="4"/>
         </w:pBdr>
         <w:shd w:fill="F4F4F4" w:color="auto" w:val="clear"/>
-        <w:spacing w:after="0" w:before="0" w:line="240"/>
+        <w:spacing w:after="0" w:before="0" w:line="240" w:lineRule="auto"/>
         <w:ind w:left="113" w:right="113"/>
       </w:pPr>
       <w:r>
@@ -4695,7 +4699,7 @@
           <w:right w:val="single" w:color="BFBFBF" w:sz="4" w:space="4"/>
         </w:pBdr>
         <w:shd w:fill="F4F4F4" w:color="auto" w:val="clear"/>
-        <w:spacing w:after="0" w:before="0" w:line="240"/>
+        <w:spacing w:after="0" w:before="0" w:line="240" w:lineRule="auto"/>
         <w:ind w:left="113" w:right="113"/>
       </w:pPr>
       <w:r>
@@ -4717,7 +4721,7 @@
           <w:right w:val="single" w:color="BFBFBF" w:sz="4" w:space="4"/>
         </w:pBdr>
         <w:shd w:fill="F4F4F4" w:color="auto" w:val="clear"/>
-        <w:spacing w:after="0" w:before="0" w:line="240"/>
+        <w:spacing w:after="0" w:before="0" w:line="240" w:lineRule="auto"/>
         <w:ind w:left="113" w:right="113"/>
       </w:pPr>
       <w:r>
@@ -4739,7 +4743,7 @@
           <w:right w:val="single" w:color="BFBFBF" w:sz="4" w:space="4"/>
         </w:pBdr>
         <w:shd w:fill="F4F4F4" w:color="auto" w:val="clear"/>
-        <w:spacing w:after="0" w:before="0" w:line="240"/>
+        <w:spacing w:after="0" w:before="0" w:line="240" w:lineRule="auto"/>
         <w:ind w:left="113" w:right="113"/>
       </w:pPr>
       <w:r>
@@ -4761,7 +4765,7 @@
           <w:right w:val="single" w:color="BFBFBF" w:sz="4" w:space="4"/>
         </w:pBdr>
         <w:shd w:fill="F4F4F4" w:color="auto" w:val="clear"/>
-        <w:spacing w:after="0" w:before="0" w:line="240"/>
+        <w:spacing w:after="0" w:before="0" w:line="240" w:lineRule="auto"/>
         <w:ind w:left="113" w:right="113"/>
       </w:pPr>
       <w:r>
@@ -4783,7 +4787,7 @@
           <w:right w:val="single" w:color="BFBFBF" w:sz="4" w:space="4"/>
         </w:pBdr>
         <w:shd w:fill="F4F4F4" w:color="auto" w:val="clear"/>
-        <w:spacing w:after="0" w:before="0" w:line="240"/>
+        <w:spacing w:after="0" w:before="0" w:line="240" w:lineRule="auto"/>
         <w:ind w:left="113" w:right="113"/>
       </w:pPr>
       <w:r>
@@ -4805,7 +4809,7 @@
           <w:right w:val="single" w:color="BFBFBF" w:sz="4" w:space="4"/>
         </w:pBdr>
         <w:shd w:fill="F4F4F4" w:color="auto" w:val="clear"/>
-        <w:spacing w:after="0" w:before="0" w:line="240"/>
+        <w:spacing w:after="0" w:before="0" w:line="240" w:lineRule="auto"/>
         <w:ind w:left="113" w:right="113"/>
       </w:pPr>
       <w:r>
@@ -4827,7 +4831,7 @@
           <w:right w:val="single" w:color="BFBFBF" w:sz="4" w:space="4"/>
         </w:pBdr>
         <w:shd w:fill="F4F4F4" w:color="auto" w:val="clear"/>
-        <w:spacing w:after="0" w:before="0" w:line="240"/>
+        <w:spacing w:after="0" w:before="0" w:line="240" w:lineRule="auto"/>
         <w:ind w:left="113" w:right="113"/>
       </w:pPr>
       <w:r>
@@ -4849,7 +4853,7 @@
           <w:right w:val="single" w:color="BFBFBF" w:sz="4" w:space="4"/>
         </w:pBdr>
         <w:shd w:fill="F4F4F4" w:color="auto" w:val="clear"/>
-        <w:spacing w:after="0" w:before="0" w:line="240"/>
+        <w:spacing w:after="0" w:before="0" w:line="240" w:lineRule="auto"/>
         <w:ind w:left="113" w:right="113"/>
       </w:pPr>
       <w:r>
@@ -4871,7 +4875,7 @@
           <w:right w:val="single" w:color="BFBFBF" w:sz="4" w:space="4"/>
         </w:pBdr>
         <w:shd w:fill="F4F4F4" w:color="auto" w:val="clear"/>
-        <w:spacing w:after="0" w:before="0" w:line="240"/>
+        <w:spacing w:after="0" w:before="0" w:line="240" w:lineRule="auto"/>
         <w:ind w:left="113" w:right="113"/>
       </w:pPr>
       <w:r>
@@ -4893,7 +4897,7 @@
           <w:right w:val="single" w:color="BFBFBF" w:sz="4" w:space="4"/>
         </w:pBdr>
         <w:shd w:fill="F4F4F4" w:color="auto" w:val="clear"/>
-        <w:spacing w:after="0" w:before="0" w:line="240"/>
+        <w:spacing w:after="0" w:before="0" w:line="240" w:lineRule="auto"/>
         <w:ind w:left="113" w:right="113"/>
       </w:pPr>
       <w:r>
@@ -4915,7 +4919,7 @@
           <w:right w:val="single" w:color="BFBFBF" w:sz="4" w:space="4"/>
         </w:pBdr>
         <w:shd w:fill="F4F4F4" w:color="auto" w:val="clear"/>
-        <w:spacing w:after="160" w:before="0" w:line="240"/>
+        <w:spacing w:after="160" w:before="0" w:line="240" w:lineRule="auto"/>
         <w:ind w:left="113" w:right="113"/>
       </w:pPr>
       <w:r>
@@ -4989,7 +4993,8 @@
     </w:p>
     <w:p>
       <w:pPr>
-        <w:spacing w:after="80"/>
+        <w:keepNext w:val="false"/>
+        <w:spacing w:after="80" w:before="0"/>
         <w:ind w:firstLine="709"/>
         <w:jc w:val="both"/>
       </w:pPr>
@@ -5205,6 +5210,18 @@
     </w:lvl>
   </w:abstractNum>
   <w:abstractNum w:abstractNumId="3" w15:restartNumberingAfterBreak="0">
+    <w:multiLevelType w:val="hybridMultilevel"/>
+    <w:lvl w:ilvl="0" w15:tentative="1">
+      <w:start w:val="1"/>
+      <w:numFmt w:val="bullet"/>
+      <w:lvlText w:val="•"/>
+      <w:lvlJc w:val="left"/>
+      <w:pPr>
+        <w:ind w:left="1134" w:hanging="284"/>
+      </w:pPr>
+    </w:lvl>
+  </w:abstractNum>
+  <w:abstractNum w:abstractNumId="4" w15:restartNumberingAfterBreak="0">
     <w:multiLevelType w:val="hybridMultilevel"/>
     <w:lvl w:ilvl="0" w15:tentative="1">
       <w:start w:val="1"/>
